--- a/DAY-1/LAB EXERCISE/Lab Exercise 3- Summarization and Grammatical Correction using Prompt Engineering.docx
+++ b/DAY-1/LAB EXERCISE/Lab Exercise 3- Summarization and Grammatical Correction using Prompt Engineering.docx
@@ -357,7 +357,21 @@
           <w:lang w:val="en-US" w:eastAsia="en-IN"/>
           <w14:ligatures w14:val="none"/>
         </w:rPr>
-        <w:t>Azure OpenAI GPT-4o</w:t>
+        <w:t>Azure OpenAI GPT-</w:t>
+      </w:r>
+      <w:r>
+        <w:rPr>
+          <w:rFonts w:ascii="Georgia" w:eastAsia="Times New Roman" w:hAnsi="Georgia" w:cs="Times New Roman"/>
+          <w:b/>
+          <w:bCs/>
+          <w:color w:val="000000" w:themeColor="text1"/>
+          <w:kern w:val="36"/>
+          <w:sz w:val="24"/>
+          <w:szCs w:val="24"/>
+          <w:lang w:val="en-US" w:eastAsia="en-IN"/>
+          <w14:ligatures w14:val="none"/>
+        </w:rPr>
+        <w:t>5</w:t>
       </w:r>
       <w:r>
         <w:rPr>
@@ -989,7 +1003,19 @@
                 <w:lang w:val="en-US" w:eastAsia="en-IN"/>
                 <w14:ligatures w14:val="none"/>
               </w:rPr>
-              <w:t>Azure OpenAI – GPT-4o</w:t>
+              <w:t>Azure OpenAI – GPT-</w:t>
+            </w:r>
+            <w:r>
+              <w:rPr>
+                <w:rFonts w:ascii="Georgia" w:eastAsia="Times New Roman" w:hAnsi="Georgia" w:cs="Times New Roman"/>
+                <w:color w:val="000000" w:themeColor="text1"/>
+                <w:kern w:val="36"/>
+                <w:sz w:val="24"/>
+                <w:szCs w:val="24"/>
+                <w:lang w:val="en-US" w:eastAsia="en-IN"/>
+                <w14:ligatures w14:val="none"/>
+              </w:rPr>
+              <w:t>5</w:t>
             </w:r>
           </w:p>
         </w:tc>
@@ -2199,7 +2225,19 @@
           <w:lang w:val="en-US" w:eastAsia="en-IN"/>
           <w14:ligatures w14:val="none"/>
         </w:rPr>
-        <w:t>Model: gpt-4o</w:t>
+        <w:t>Model: gpt-</w:t>
+      </w:r>
+      <w:r>
+        <w:rPr>
+          <w:rFonts w:ascii="Georgia" w:eastAsia="Times New Roman" w:hAnsi="Georgia" w:cs="Times New Roman"/>
+          <w:color w:val="000000" w:themeColor="text1"/>
+          <w:kern w:val="36"/>
+          <w:sz w:val="24"/>
+          <w:szCs w:val="24"/>
+          <w:lang w:val="en-US" w:eastAsia="en-IN"/>
+          <w14:ligatures w14:val="none"/>
+        </w:rPr>
+        <w:t>5</w:t>
       </w:r>
     </w:p>
     <w:p>
@@ -2575,8 +2613,22 @@
           <w:lang w:val="en-US" w:eastAsia="en-IN"/>
           <w14:ligatures w14:val="none"/>
         </w:rPr>
-        <w:t>API Key: xxxxxxxxxxxxxxxxxxxxx</w:t>
-      </w:r>
+        <w:t xml:space="preserve">API Key: </w:t>
+      </w:r>
+      <w:proofErr w:type="spellStart"/>
+      <w:r>
+        <w:rPr>
+          <w:rFonts w:ascii="Georgia" w:eastAsia="Times New Roman" w:hAnsi="Georgia" w:cs="Times New Roman"/>
+          <w:color w:val="000000" w:themeColor="text1"/>
+          <w:kern w:val="36"/>
+          <w:sz w:val="24"/>
+          <w:szCs w:val="24"/>
+          <w:lang w:val="en-US" w:eastAsia="en-IN"/>
+          <w14:ligatures w14:val="none"/>
+        </w:rPr>
+        <w:t>xxxxxxxxxxxxxxxxxxxxx</w:t>
+      </w:r>
+      <w:proofErr w:type="spellEnd"/>
     </w:p>
     <w:p>
       <w:pPr>
@@ -2611,10 +2663,6 @@
     </w:p>
     <w:p>
       <w:pPr>
-        <w:shd w:val="clear" w:color="auto" w:fill="FFFFFF"/>
-        <w:spacing w:after="0" w:line="480" w:lineRule="auto"/>
-        <w:textAlignment w:val="baseline"/>
-        <w:outlineLvl w:val="0"/>
         <w:rPr>
           <w:rFonts w:ascii="Georgia" w:eastAsia="Times New Roman" w:hAnsi="Georgia" w:cs="Times New Roman"/>
           <w:b/>
@@ -2639,6 +2687,40 @@
           <w:lang w:val="en-US" w:eastAsia="en-IN"/>
           <w14:ligatures w14:val="none"/>
         </w:rPr>
+        <w:br w:type="page"/>
+      </w:r>
+    </w:p>
+    <w:p>
+      <w:pPr>
+        <w:shd w:val="clear" w:color="auto" w:fill="FFFFFF"/>
+        <w:spacing w:after="0" w:line="480" w:lineRule="auto"/>
+        <w:textAlignment w:val="baseline"/>
+        <w:outlineLvl w:val="0"/>
+        <w:rPr>
+          <w:rFonts w:ascii="Georgia" w:eastAsia="Times New Roman" w:hAnsi="Georgia" w:cs="Times New Roman"/>
+          <w:b/>
+          <w:bCs/>
+          <w:color w:val="000000" w:themeColor="text1"/>
+          <w:kern w:val="36"/>
+          <w:sz w:val="24"/>
+          <w:szCs w:val="24"/>
+          <w:lang w:val="en-US" w:eastAsia="en-IN"/>
+          <w14:ligatures w14:val="none"/>
+        </w:rPr>
+      </w:pPr>
+      <w:r>
+        <w:rPr>
+          <w:rFonts w:ascii="Georgia" w:eastAsia="Times New Roman" w:hAnsi="Georgia" w:cs="Times New Roman"/>
+          <w:b/>
+          <w:bCs/>
+          <w:color w:val="000000" w:themeColor="text1"/>
+          <w:kern w:val="36"/>
+          <w:sz w:val="24"/>
+          <w:szCs w:val="24"/>
+          <w:lang w:val="en-US" w:eastAsia="en-IN"/>
+          <w14:ligatures w14:val="none"/>
+        </w:rPr>
+        <w:lastRenderedPageBreak/>
         <w:t>5. Environment Setup</w:t>
       </w:r>
     </w:p>
@@ -2707,8 +2789,22 @@
           <w:lang w:val="en-US" w:eastAsia="en-IN"/>
           <w14:ligatures w14:val="none"/>
         </w:rPr>
-        <w:t>pip install openai</w:t>
-      </w:r>
+        <w:t xml:space="preserve">pip install </w:t>
+      </w:r>
+      <w:proofErr w:type="spellStart"/>
+      <w:r>
+        <w:rPr>
+          <w:rFonts w:ascii="Georgia" w:eastAsia="Times New Roman" w:hAnsi="Georgia" w:cs="Times New Roman"/>
+          <w:color w:val="000000" w:themeColor="text1"/>
+          <w:kern w:val="36"/>
+          <w:sz w:val="24"/>
+          <w:szCs w:val="24"/>
+          <w:lang w:val="en-US" w:eastAsia="en-IN"/>
+          <w14:ligatures w14:val="none"/>
+        </w:rPr>
+        <w:t>openai</w:t>
+      </w:r>
+      <w:proofErr w:type="spellEnd"/>
     </w:p>
     <w:p>
       <w:pPr>
@@ -2718,6 +2814,8 @@
         <w:outlineLvl w:val="0"/>
         <w:rPr>
           <w:rFonts w:ascii="Georgia" w:eastAsia="Times New Roman" w:hAnsi="Georgia" w:cs="Times New Roman"/>
+          <w:b/>
+          <w:bCs/>
           <w:color w:val="000000" w:themeColor="text1"/>
           <w:kern w:val="36"/>
           <w:sz w:val="24"/>
@@ -2759,9 +2857,7 @@
           <w14:ligatures w14:val="none"/>
         </w:rPr>
       </w:pPr>
-    </w:p>
-    <w:p>
-      <w:pPr>
+      <w:r>
         <w:rPr>
           <w:rFonts w:ascii="Georgia" w:eastAsia="Times New Roman" w:hAnsi="Georgia" w:cs="Times New Roman"/>
           <w:b/>
@@ -2773,53 +2869,6 @@
           <w:lang w:val="en-US" w:eastAsia="en-IN"/>
           <w14:ligatures w14:val="none"/>
         </w:rPr>
-      </w:pPr>
-      <w:r>
-        <w:rPr>
-          <w:rFonts w:ascii="Georgia" w:eastAsia="Times New Roman" w:hAnsi="Georgia" w:cs="Times New Roman"/>
-          <w:b/>
-          <w:bCs/>
-          <w:color w:val="000000" w:themeColor="text1"/>
-          <w:kern w:val="36"/>
-          <w:sz w:val="24"/>
-          <w:szCs w:val="24"/>
-          <w:lang w:val="en-US" w:eastAsia="en-IN"/>
-          <w14:ligatures w14:val="none"/>
-        </w:rPr>
-        <w:br w:type="page"/>
-      </w:r>
-    </w:p>
-    <w:p>
-      <w:pPr>
-        <w:shd w:val="clear" w:color="auto" w:fill="FFFFFF"/>
-        <w:spacing w:after="0" w:line="480" w:lineRule="auto"/>
-        <w:textAlignment w:val="baseline"/>
-        <w:outlineLvl w:val="0"/>
-        <w:rPr>
-          <w:rFonts w:ascii="Georgia" w:eastAsia="Times New Roman" w:hAnsi="Georgia" w:cs="Times New Roman"/>
-          <w:b/>
-          <w:bCs/>
-          <w:color w:val="000000" w:themeColor="text1"/>
-          <w:kern w:val="36"/>
-          <w:sz w:val="24"/>
-          <w:szCs w:val="24"/>
-          <w:lang w:val="en-US" w:eastAsia="en-IN"/>
-          <w14:ligatures w14:val="none"/>
-        </w:rPr>
-      </w:pPr>
-      <w:r>
-        <w:rPr>
-          <w:rFonts w:ascii="Georgia" w:eastAsia="Times New Roman" w:hAnsi="Georgia" w:cs="Times New Roman"/>
-          <w:b/>
-          <w:bCs/>
-          <w:color w:val="000000" w:themeColor="text1"/>
-          <w:kern w:val="36"/>
-          <w:sz w:val="24"/>
-          <w:szCs w:val="24"/>
-          <w:lang w:val="en-US" w:eastAsia="en-IN"/>
-          <w14:ligatures w14:val="none"/>
-        </w:rPr>
-        <w:lastRenderedPageBreak/>
         <w:t>Step 6: Configure Azure OpenAI Client</w:t>
       </w:r>
     </w:p>
@@ -2855,8 +2904,48 @@
           <w:lang w:val="en-US" w:eastAsia="en-IN"/>
           <w14:ligatures w14:val="none"/>
         </w:rPr>
-        <w:t>from openai import AzureOpenAI</w:t>
-      </w:r>
+        <w:t xml:space="preserve">from </w:t>
+      </w:r>
+      <w:proofErr w:type="spellStart"/>
+      <w:r>
+        <w:rPr>
+          <w:rFonts w:ascii="Georgia" w:eastAsia="Times New Roman" w:hAnsi="Georgia" w:cs="Times New Roman"/>
+          <w:color w:val="000000" w:themeColor="text1"/>
+          <w:kern w:val="36"/>
+          <w:sz w:val="24"/>
+          <w:szCs w:val="24"/>
+          <w:lang w:val="en-US" w:eastAsia="en-IN"/>
+          <w14:ligatures w14:val="none"/>
+        </w:rPr>
+        <w:t>openai</w:t>
+      </w:r>
+      <w:proofErr w:type="spellEnd"/>
+      <w:r>
+        <w:rPr>
+          <w:rFonts w:ascii="Georgia" w:eastAsia="Times New Roman" w:hAnsi="Georgia" w:cs="Times New Roman"/>
+          <w:color w:val="000000" w:themeColor="text1"/>
+          <w:kern w:val="36"/>
+          <w:sz w:val="24"/>
+          <w:szCs w:val="24"/>
+          <w:lang w:val="en-US" w:eastAsia="en-IN"/>
+          <w14:ligatures w14:val="none"/>
+        </w:rPr>
+        <w:t xml:space="preserve"> import </w:t>
+      </w:r>
+      <w:proofErr w:type="spellStart"/>
+      <w:r>
+        <w:rPr>
+          <w:rFonts w:ascii="Georgia" w:eastAsia="Times New Roman" w:hAnsi="Georgia" w:cs="Times New Roman"/>
+          <w:color w:val="000000" w:themeColor="text1"/>
+          <w:kern w:val="36"/>
+          <w:sz w:val="24"/>
+          <w:szCs w:val="24"/>
+          <w:lang w:val="en-US" w:eastAsia="en-IN"/>
+          <w14:ligatures w14:val="none"/>
+        </w:rPr>
+        <w:t>AzureOpenAI</w:t>
+      </w:r>
+      <w:proofErr w:type="spellEnd"/>
     </w:p>
     <w:p>
       <w:pPr>
@@ -2915,6 +3004,7 @@
         </w:rPr>
         <w:t xml:space="preserve">client = </w:t>
       </w:r>
+      <w:proofErr w:type="spellStart"/>
       <w:proofErr w:type="gramStart"/>
       <w:r>
         <w:rPr>
@@ -2926,7 +3016,20 @@
           <w:lang w:val="en-US" w:eastAsia="en-IN"/>
           <w14:ligatures w14:val="none"/>
         </w:rPr>
-        <w:t>AzureOpenAI(</w:t>
+        <w:t>AzureOpenAI</w:t>
+      </w:r>
+      <w:proofErr w:type="spellEnd"/>
+      <w:r>
+        <w:rPr>
+          <w:rFonts w:ascii="Georgia" w:eastAsia="Times New Roman" w:hAnsi="Georgia" w:cs="Times New Roman"/>
+          <w:color w:val="000000" w:themeColor="text1"/>
+          <w:kern w:val="36"/>
+          <w:sz w:val="24"/>
+          <w:szCs w:val="24"/>
+          <w:lang w:val="en-US" w:eastAsia="en-IN"/>
+          <w14:ligatures w14:val="none"/>
+        </w:rPr>
+        <w:t>(</w:t>
       </w:r>
       <w:proofErr w:type="gramEnd"/>
     </w:p>
@@ -2962,7 +3065,33 @@
           <w:lang w:val="en-US" w:eastAsia="en-IN"/>
           <w14:ligatures w14:val="none"/>
         </w:rPr>
-        <w:t xml:space="preserve">    api_key="YOUR_AZURE_OPENAI_KEY",</w:t>
+        <w:t xml:space="preserve">    </w:t>
+      </w:r>
+      <w:proofErr w:type="spellStart"/>
+      <w:r>
+        <w:rPr>
+          <w:rFonts w:ascii="Georgia" w:eastAsia="Times New Roman" w:hAnsi="Georgia" w:cs="Times New Roman"/>
+          <w:color w:val="000000" w:themeColor="text1"/>
+          <w:kern w:val="36"/>
+          <w:sz w:val="24"/>
+          <w:szCs w:val="24"/>
+          <w:lang w:val="en-US" w:eastAsia="en-IN"/>
+          <w14:ligatures w14:val="none"/>
+        </w:rPr>
+        <w:t>api_key</w:t>
+      </w:r>
+      <w:proofErr w:type="spellEnd"/>
+      <w:r>
+        <w:rPr>
+          <w:rFonts w:ascii="Georgia" w:eastAsia="Times New Roman" w:hAnsi="Georgia" w:cs="Times New Roman"/>
+          <w:color w:val="000000" w:themeColor="text1"/>
+          <w:kern w:val="36"/>
+          <w:sz w:val="24"/>
+          <w:szCs w:val="24"/>
+          <w:lang w:val="en-US" w:eastAsia="en-IN"/>
+          <w14:ligatures w14:val="none"/>
+        </w:rPr>
+        <w:t>="YOUR_AZURE_OPENAI_KEY",</w:t>
       </w:r>
     </w:p>
     <w:p>
@@ -2997,7 +3126,33 @@
           <w:lang w:val="en-US" w:eastAsia="en-IN"/>
           <w14:ligatures w14:val="none"/>
         </w:rPr>
-        <w:t xml:space="preserve">    api_version="2024-02-15-preview",</w:t>
+        <w:t xml:space="preserve">    </w:t>
+      </w:r>
+      <w:proofErr w:type="spellStart"/>
+      <w:r>
+        <w:rPr>
+          <w:rFonts w:ascii="Georgia" w:eastAsia="Times New Roman" w:hAnsi="Georgia" w:cs="Times New Roman"/>
+          <w:color w:val="000000" w:themeColor="text1"/>
+          <w:kern w:val="36"/>
+          <w:sz w:val="24"/>
+          <w:szCs w:val="24"/>
+          <w:lang w:val="en-US" w:eastAsia="en-IN"/>
+          <w14:ligatures w14:val="none"/>
+        </w:rPr>
+        <w:t>api_version</w:t>
+      </w:r>
+      <w:proofErr w:type="spellEnd"/>
+      <w:r>
+        <w:rPr>
+          <w:rFonts w:ascii="Georgia" w:eastAsia="Times New Roman" w:hAnsi="Georgia" w:cs="Times New Roman"/>
+          <w:color w:val="000000" w:themeColor="text1"/>
+          <w:kern w:val="36"/>
+          <w:sz w:val="24"/>
+          <w:szCs w:val="24"/>
+          <w:lang w:val="en-US" w:eastAsia="en-IN"/>
+          <w14:ligatures w14:val="none"/>
+        </w:rPr>
+        <w:t>="2024-02-15-preview",</w:t>
       </w:r>
     </w:p>
     <w:p>
@@ -3032,7 +3187,33 @@
           <w:lang w:val="en-US" w:eastAsia="en-IN"/>
           <w14:ligatures w14:val="none"/>
         </w:rPr>
-        <w:t xml:space="preserve">    azure_endpoint="YOUR_AZURE_OPENAI_ENDPOINT"</w:t>
+        <w:t xml:space="preserve">    </w:t>
+      </w:r>
+      <w:proofErr w:type="spellStart"/>
+      <w:r>
+        <w:rPr>
+          <w:rFonts w:ascii="Georgia" w:eastAsia="Times New Roman" w:hAnsi="Georgia" w:cs="Times New Roman"/>
+          <w:color w:val="000000" w:themeColor="text1"/>
+          <w:kern w:val="36"/>
+          <w:sz w:val="24"/>
+          <w:szCs w:val="24"/>
+          <w:lang w:val="en-US" w:eastAsia="en-IN"/>
+          <w14:ligatures w14:val="none"/>
+        </w:rPr>
+        <w:t>azure_endpoint</w:t>
+      </w:r>
+      <w:proofErr w:type="spellEnd"/>
+      <w:r>
+        <w:rPr>
+          <w:rFonts w:ascii="Georgia" w:eastAsia="Times New Roman" w:hAnsi="Georgia" w:cs="Times New Roman"/>
+          <w:color w:val="000000" w:themeColor="text1"/>
+          <w:kern w:val="36"/>
+          <w:sz w:val="24"/>
+          <w:szCs w:val="24"/>
+          <w:lang w:val="en-US" w:eastAsia="en-IN"/>
+          <w14:ligatures w14:val="none"/>
+        </w:rPr>
+        <w:t>="YOUR_AZURE_OPENAI_ENDPOINT"</w:t>
       </w:r>
     </w:p>
     <w:p>
@@ -3546,7 +3727,59 @@
           <w:lang w:val="en-US" w:eastAsia="en-IN"/>
           <w14:ligatures w14:val="none"/>
         </w:rPr>
-        <w:t>def summarize_text(input_text):</w:t>
+        <w:t xml:space="preserve">def </w:t>
+      </w:r>
+      <w:proofErr w:type="spellStart"/>
+      <w:r>
+        <w:rPr>
+          <w:rFonts w:ascii="Georgia" w:eastAsia="Times New Roman" w:hAnsi="Georgia" w:cs="Times New Roman"/>
+          <w:color w:val="000000" w:themeColor="text1"/>
+          <w:kern w:val="36"/>
+          <w:sz w:val="24"/>
+          <w:szCs w:val="24"/>
+          <w:lang w:val="en-US" w:eastAsia="en-IN"/>
+          <w14:ligatures w14:val="none"/>
+        </w:rPr>
+        <w:t>summarize_text</w:t>
+      </w:r>
+      <w:proofErr w:type="spellEnd"/>
+      <w:r>
+        <w:rPr>
+          <w:rFonts w:ascii="Georgia" w:eastAsia="Times New Roman" w:hAnsi="Georgia" w:cs="Times New Roman"/>
+          <w:color w:val="000000" w:themeColor="text1"/>
+          <w:kern w:val="36"/>
+          <w:sz w:val="24"/>
+          <w:szCs w:val="24"/>
+          <w:lang w:val="en-US" w:eastAsia="en-IN"/>
+          <w14:ligatures w14:val="none"/>
+        </w:rPr>
+        <w:t>(</w:t>
+      </w:r>
+      <w:proofErr w:type="spellStart"/>
+      <w:r>
+        <w:rPr>
+          <w:rFonts w:ascii="Georgia" w:eastAsia="Times New Roman" w:hAnsi="Georgia" w:cs="Times New Roman"/>
+          <w:color w:val="000000" w:themeColor="text1"/>
+          <w:kern w:val="36"/>
+          <w:sz w:val="24"/>
+          <w:szCs w:val="24"/>
+          <w:lang w:val="en-US" w:eastAsia="en-IN"/>
+          <w14:ligatures w14:val="none"/>
+        </w:rPr>
+        <w:t>input_text</w:t>
+      </w:r>
+      <w:proofErr w:type="spellEnd"/>
+      <w:r>
+        <w:rPr>
+          <w:rFonts w:ascii="Georgia" w:eastAsia="Times New Roman" w:hAnsi="Georgia" w:cs="Times New Roman"/>
+          <w:color w:val="000000" w:themeColor="text1"/>
+          <w:kern w:val="36"/>
+          <w:sz w:val="24"/>
+          <w:szCs w:val="24"/>
+          <w:lang w:val="en-US" w:eastAsia="en-IN"/>
+          <w14:ligatures w14:val="none"/>
+        </w:rPr>
+        <w:t>):</w:t>
       </w:r>
     </w:p>
     <w:p>
@@ -3805,7 +4038,33 @@
           <w:lang w:val="en-US" w:eastAsia="en-IN"/>
           <w14:ligatures w14:val="none"/>
         </w:rPr>
-        <w:t xml:space="preserve">    {input_text}</w:t>
+        <w:t xml:space="preserve">    {</w:t>
+      </w:r>
+      <w:proofErr w:type="spellStart"/>
+      <w:r>
+        <w:rPr>
+          <w:rFonts w:ascii="Georgia" w:eastAsia="Times New Roman" w:hAnsi="Georgia" w:cs="Times New Roman"/>
+          <w:color w:val="000000" w:themeColor="text1"/>
+          <w:kern w:val="36"/>
+          <w:sz w:val="24"/>
+          <w:szCs w:val="24"/>
+          <w:lang w:val="en-US" w:eastAsia="en-IN"/>
+          <w14:ligatures w14:val="none"/>
+        </w:rPr>
+        <w:t>input_text</w:t>
+      </w:r>
+      <w:proofErr w:type="spellEnd"/>
+      <w:r>
+        <w:rPr>
+          <w:rFonts w:ascii="Georgia" w:eastAsia="Times New Roman" w:hAnsi="Georgia" w:cs="Times New Roman"/>
+          <w:color w:val="000000" w:themeColor="text1"/>
+          <w:kern w:val="36"/>
+          <w:sz w:val="24"/>
+          <w:szCs w:val="24"/>
+          <w:lang w:val="en-US" w:eastAsia="en-IN"/>
+          <w14:ligatures w14:val="none"/>
+        </w:rPr>
+        <w:t>}</w:t>
       </w:r>
     </w:p>
     <w:p>
@@ -3900,6 +4159,7 @@
         </w:rPr>
         <w:t xml:space="preserve">    response = </w:t>
       </w:r>
+      <w:proofErr w:type="spellStart"/>
       <w:proofErr w:type="gramStart"/>
       <w:r>
         <w:rPr>
@@ -3939,6 +4199,7 @@
         </w:rPr>
         <w:t>completions.create</w:t>
       </w:r>
+      <w:proofErr w:type="spellEnd"/>
       <w:proofErr w:type="gramEnd"/>
       <w:r>
         <w:rPr>
@@ -3985,7 +4246,31 @@
           <w:lang w:val="en-US" w:eastAsia="en-IN"/>
           <w14:ligatures w14:val="none"/>
         </w:rPr>
-        <w:t xml:space="preserve">        model="gpt-4o-capstone",</w:t>
+        <w:t xml:space="preserve">        model="gpt-</w:t>
+      </w:r>
+      <w:r>
+        <w:rPr>
+          <w:rFonts w:ascii="Georgia" w:eastAsia="Times New Roman" w:hAnsi="Georgia" w:cs="Times New Roman"/>
+          <w:color w:val="000000" w:themeColor="text1"/>
+          <w:kern w:val="36"/>
+          <w:sz w:val="24"/>
+          <w:szCs w:val="24"/>
+          <w:lang w:val="en-US" w:eastAsia="en-IN"/>
+          <w14:ligatures w14:val="none"/>
+        </w:rPr>
+        <w:t>5</w:t>
+      </w:r>
+      <w:r>
+        <w:rPr>
+          <w:rFonts w:ascii="Georgia" w:eastAsia="Times New Roman" w:hAnsi="Georgia" w:cs="Times New Roman"/>
+          <w:color w:val="000000" w:themeColor="text1"/>
+          <w:kern w:val="36"/>
+          <w:sz w:val="24"/>
+          <w:szCs w:val="24"/>
+          <w:lang w:val="en-US" w:eastAsia="en-IN"/>
+          <w14:ligatures w14:val="none"/>
+        </w:rPr>
+        <w:t>",</w:t>
       </w:r>
     </w:p>
     <w:p>
@@ -4165,7 +4450,7 @@
           <w:lang w:val="en-US" w:eastAsia="en-IN"/>
           <w14:ligatures w14:val="none"/>
         </w:rPr>
-        <w:t xml:space="preserve">        ],</w:t>
+        <w:t xml:space="preserve">        ]</w:t>
       </w:r>
     </w:p>
     <w:p>
@@ -4200,7 +4485,7 @@
           <w:lang w:val="en-US" w:eastAsia="en-IN"/>
           <w14:ligatures w14:val="none"/>
         </w:rPr>
-        <w:t xml:space="preserve">        temperature=0.3</w:t>
+        <w:t xml:space="preserve">    )</w:t>
       </w:r>
     </w:p>
     <w:p>
@@ -4225,18 +4510,6 @@
           <w14:ligatures w14:val="none"/>
         </w:rPr>
       </w:pPr>
-      <w:r>
-        <w:rPr>
-          <w:rFonts w:ascii="Georgia" w:eastAsia="Times New Roman" w:hAnsi="Georgia" w:cs="Times New Roman"/>
-          <w:color w:val="000000" w:themeColor="text1"/>
-          <w:kern w:val="36"/>
-          <w:sz w:val="24"/>
-          <w:szCs w:val="24"/>
-          <w:lang w:val="en-US" w:eastAsia="en-IN"/>
-          <w14:ligatures w14:val="none"/>
-        </w:rPr>
-        <w:t xml:space="preserve">    )</w:t>
-      </w:r>
     </w:p>
     <w:p>
       <w:pPr>
@@ -4260,6 +4533,180 @@
           <w14:ligatures w14:val="none"/>
         </w:rPr>
       </w:pPr>
+      <w:r>
+        <w:rPr>
+          <w:rFonts w:ascii="Georgia" w:eastAsia="Times New Roman" w:hAnsi="Georgia" w:cs="Times New Roman"/>
+          <w:color w:val="000000" w:themeColor="text1"/>
+          <w:kern w:val="36"/>
+          <w:sz w:val="24"/>
+          <w:szCs w:val="24"/>
+          <w:lang w:val="en-US" w:eastAsia="en-IN"/>
+          <w14:ligatures w14:val="none"/>
+        </w:rPr>
+        <w:t xml:space="preserve">    return </w:t>
+      </w:r>
+      <w:proofErr w:type="spellStart"/>
+      <w:proofErr w:type="gramStart"/>
+      <w:r>
+        <w:rPr>
+          <w:rFonts w:ascii="Georgia" w:eastAsia="Times New Roman" w:hAnsi="Georgia" w:cs="Times New Roman"/>
+          <w:color w:val="000000" w:themeColor="text1"/>
+          <w:kern w:val="36"/>
+          <w:sz w:val="24"/>
+          <w:szCs w:val="24"/>
+          <w:lang w:val="en-US" w:eastAsia="en-IN"/>
+          <w14:ligatures w14:val="none"/>
+        </w:rPr>
+        <w:t>response.choices</w:t>
+      </w:r>
+      <w:proofErr w:type="spellEnd"/>
+      <w:proofErr w:type="gramEnd"/>
+      <w:r>
+        <w:rPr>
+          <w:rFonts w:ascii="Georgia" w:eastAsia="Times New Roman" w:hAnsi="Georgia" w:cs="Times New Roman"/>
+          <w:color w:val="000000" w:themeColor="text1"/>
+          <w:kern w:val="36"/>
+          <w:sz w:val="24"/>
+          <w:szCs w:val="24"/>
+          <w:lang w:val="en-US" w:eastAsia="en-IN"/>
+          <w14:ligatures w14:val="none"/>
+        </w:rPr>
+        <w:t>[0</w:t>
+      </w:r>
+      <w:proofErr w:type="gramStart"/>
+      <w:r>
+        <w:rPr>
+          <w:rFonts w:ascii="Georgia" w:eastAsia="Times New Roman" w:hAnsi="Georgia" w:cs="Times New Roman"/>
+          <w:color w:val="000000" w:themeColor="text1"/>
+          <w:kern w:val="36"/>
+          <w:sz w:val="24"/>
+          <w:szCs w:val="24"/>
+          <w:lang w:val="en-US" w:eastAsia="en-IN"/>
+          <w14:ligatures w14:val="none"/>
+        </w:rPr>
+        <w:t>].</w:t>
+      </w:r>
+      <w:proofErr w:type="spellStart"/>
+      <w:r>
+        <w:rPr>
+          <w:rFonts w:ascii="Georgia" w:eastAsia="Times New Roman" w:hAnsi="Georgia" w:cs="Times New Roman"/>
+          <w:color w:val="000000" w:themeColor="text1"/>
+          <w:kern w:val="36"/>
+          <w:sz w:val="24"/>
+          <w:szCs w:val="24"/>
+          <w:lang w:val="en-US" w:eastAsia="en-IN"/>
+          <w14:ligatures w14:val="none"/>
+        </w:rPr>
+        <w:t>message</w:t>
+      </w:r>
+      <w:proofErr w:type="gramEnd"/>
+      <w:r>
+        <w:rPr>
+          <w:rFonts w:ascii="Georgia" w:eastAsia="Times New Roman" w:hAnsi="Georgia" w:cs="Times New Roman"/>
+          <w:color w:val="000000" w:themeColor="text1"/>
+          <w:kern w:val="36"/>
+          <w:sz w:val="24"/>
+          <w:szCs w:val="24"/>
+          <w:lang w:val="en-US" w:eastAsia="en-IN"/>
+          <w14:ligatures w14:val="none"/>
+        </w:rPr>
+        <w:t>.content</w:t>
+      </w:r>
+      <w:proofErr w:type="spellEnd"/>
+    </w:p>
+    <w:p>
+      <w:pPr>
+        <w:shd w:val="clear" w:color="auto" w:fill="FFFFFF"/>
+        <w:spacing w:after="0" w:line="480" w:lineRule="auto"/>
+        <w:textAlignment w:val="baseline"/>
+        <w:outlineLvl w:val="0"/>
+        <w:rPr>
+          <w:rFonts w:ascii="Georgia" w:eastAsia="Times New Roman" w:hAnsi="Georgia" w:cs="Times New Roman"/>
+          <w:color w:val="000000" w:themeColor="text1"/>
+          <w:kern w:val="36"/>
+          <w:sz w:val="24"/>
+          <w:szCs w:val="24"/>
+          <w:lang w:val="en-US" w:eastAsia="en-IN"/>
+          <w14:ligatures w14:val="none"/>
+        </w:rPr>
+      </w:pPr>
+      <w:r>
+        <w:rPr>
+          <w:rFonts w:ascii="Georgia" w:eastAsia="Times New Roman" w:hAnsi="Georgia" w:cs="Times New Roman"/>
+          <w:color w:val="000000" w:themeColor="text1"/>
+          <w:kern w:val="36"/>
+          <w:sz w:val="24"/>
+          <w:szCs w:val="24"/>
+          <w:lang w:val="en-US" w:eastAsia="en-IN"/>
+          <w14:ligatures w14:val="none"/>
+        </w:rPr>
+        <w:pict w14:anchorId="3FD95312">
+          <v:rect id="_x0000_i1036" style="width:0;height:1.5pt" o:hralign="center" o:hrstd="t" o:hr="t" fillcolor="#a0a0a0" stroked="f"/>
+        </w:pict>
+      </w:r>
+    </w:p>
+    <w:p>
+      <w:pPr>
+        <w:rPr>
+          <w:rFonts w:ascii="Georgia" w:eastAsia="Times New Roman" w:hAnsi="Georgia" w:cs="Times New Roman"/>
+          <w:b/>
+          <w:bCs/>
+          <w:color w:val="000000" w:themeColor="text1"/>
+          <w:kern w:val="36"/>
+          <w:sz w:val="24"/>
+          <w:szCs w:val="24"/>
+          <w:lang w:val="en-US" w:eastAsia="en-IN"/>
+          <w14:ligatures w14:val="none"/>
+        </w:rPr>
+      </w:pPr>
+      <w:r>
+        <w:rPr>
+          <w:rFonts w:ascii="Georgia" w:eastAsia="Times New Roman" w:hAnsi="Georgia" w:cs="Times New Roman"/>
+          <w:b/>
+          <w:bCs/>
+          <w:color w:val="000000" w:themeColor="text1"/>
+          <w:kern w:val="36"/>
+          <w:sz w:val="24"/>
+          <w:szCs w:val="24"/>
+          <w:lang w:val="en-US" w:eastAsia="en-IN"/>
+          <w14:ligatures w14:val="none"/>
+        </w:rPr>
+        <w:br w:type="page"/>
+      </w:r>
+    </w:p>
+    <w:p>
+      <w:pPr>
+        <w:shd w:val="clear" w:color="auto" w:fill="FFFFFF"/>
+        <w:spacing w:after="0" w:line="480" w:lineRule="auto"/>
+        <w:textAlignment w:val="baseline"/>
+        <w:outlineLvl w:val="0"/>
+        <w:rPr>
+          <w:rFonts w:ascii="Georgia" w:eastAsia="Times New Roman" w:hAnsi="Georgia" w:cs="Times New Roman"/>
+          <w:b/>
+          <w:bCs/>
+          <w:color w:val="000000" w:themeColor="text1"/>
+          <w:kern w:val="36"/>
+          <w:sz w:val="24"/>
+          <w:szCs w:val="24"/>
+          <w:lang w:val="en-US" w:eastAsia="en-IN"/>
+          <w14:ligatures w14:val="none"/>
+        </w:rPr>
+      </w:pPr>
+      <w:r>
+        <w:rPr>
+          <w:rFonts w:ascii="Georgia" w:eastAsia="Times New Roman" w:hAnsi="Georgia" w:cs="Times New Roman"/>
+          <w:b/>
+          <w:bCs/>
+          <w:color w:val="000000" w:themeColor="text1"/>
+          <w:kern w:val="36"/>
+          <w:sz w:val="24"/>
+          <w:szCs w:val="24"/>
+          <w:lang w:val="en-US" w:eastAsia="en-IN"/>
+          <w14:ligatures w14:val="none"/>
+        </w:rPr>
+        <w:lastRenderedPageBreak/>
+        <w:t>Step 8: Test Summarization</w:t>
+      </w:r>
     </w:p>
     <w:p>
       <w:pPr>
@@ -4293,7 +4740,7 @@
           <w:lang w:val="en-US" w:eastAsia="en-IN"/>
           <w14:ligatures w14:val="none"/>
         </w:rPr>
-        <w:t xml:space="preserve">    return </w:t>
+        <w:t xml:space="preserve">text </w:t>
       </w:r>
       <w:proofErr w:type="gramStart"/>
       <w:r>
@@ -4306,7 +4753,7 @@
           <w:lang w:val="en-US" w:eastAsia="en-IN"/>
           <w14:ligatures w14:val="none"/>
         </w:rPr>
-        <w:t>response.choices</w:t>
+        <w:t>= ""</w:t>
       </w:r>
       <w:proofErr w:type="gramEnd"/>
       <w:r>
@@ -4319,127 +4766,7 @@
           <w:lang w:val="en-US" w:eastAsia="en-IN"/>
           <w14:ligatures w14:val="none"/>
         </w:rPr>
-        <w:t>[0</w:t>
-      </w:r>
-      <w:proofErr w:type="gramStart"/>
-      <w:r>
-        <w:rPr>
-          <w:rFonts w:ascii="Georgia" w:eastAsia="Times New Roman" w:hAnsi="Georgia" w:cs="Times New Roman"/>
-          <w:color w:val="000000" w:themeColor="text1"/>
-          <w:kern w:val="36"/>
-          <w:sz w:val="24"/>
-          <w:szCs w:val="24"/>
-          <w:lang w:val="en-US" w:eastAsia="en-IN"/>
-          <w14:ligatures w14:val="none"/>
-        </w:rPr>
-        <w:t>].message</w:t>
-      </w:r>
-      <w:proofErr w:type="gramEnd"/>
-      <w:r>
-        <w:rPr>
-          <w:rFonts w:ascii="Georgia" w:eastAsia="Times New Roman" w:hAnsi="Georgia" w:cs="Times New Roman"/>
-          <w:color w:val="000000" w:themeColor="text1"/>
-          <w:kern w:val="36"/>
-          <w:sz w:val="24"/>
-          <w:szCs w:val="24"/>
-          <w:lang w:val="en-US" w:eastAsia="en-IN"/>
-          <w14:ligatures w14:val="none"/>
-        </w:rPr>
-        <w:t>.content</w:t>
-      </w:r>
-    </w:p>
-    <w:p>
-      <w:pPr>
-        <w:shd w:val="clear" w:color="auto" w:fill="FFFFFF"/>
-        <w:spacing w:after="0" w:line="480" w:lineRule="auto"/>
-        <w:textAlignment w:val="baseline"/>
-        <w:outlineLvl w:val="0"/>
-        <w:rPr>
-          <w:rFonts w:ascii="Georgia" w:eastAsia="Times New Roman" w:hAnsi="Georgia" w:cs="Times New Roman"/>
-          <w:color w:val="000000" w:themeColor="text1"/>
-          <w:kern w:val="36"/>
-          <w:sz w:val="24"/>
-          <w:szCs w:val="24"/>
-          <w:lang w:val="en-US" w:eastAsia="en-IN"/>
-          <w14:ligatures w14:val="none"/>
-        </w:rPr>
-      </w:pPr>
-      <w:r>
-        <w:rPr>
-          <w:rFonts w:ascii="Georgia" w:eastAsia="Times New Roman" w:hAnsi="Georgia" w:cs="Times New Roman"/>
-          <w:color w:val="000000" w:themeColor="text1"/>
-          <w:kern w:val="36"/>
-          <w:sz w:val="24"/>
-          <w:szCs w:val="24"/>
-          <w:lang w:val="en-US" w:eastAsia="en-IN"/>
-          <w14:ligatures w14:val="none"/>
-        </w:rPr>
-        <w:pict w14:anchorId="3FD95312">
-          <v:rect id="_x0000_i1036" style="width:0;height:1.5pt" o:hralign="center" o:hrstd="t" o:hr="t" fillcolor="#a0a0a0" stroked="f"/>
-        </w:pict>
-      </w:r>
-    </w:p>
-    <w:p>
-      <w:pPr>
-        <w:rPr>
-          <w:rFonts w:ascii="Georgia" w:eastAsia="Times New Roman" w:hAnsi="Georgia" w:cs="Times New Roman"/>
-          <w:b/>
-          <w:bCs/>
-          <w:color w:val="000000" w:themeColor="text1"/>
-          <w:kern w:val="36"/>
-          <w:sz w:val="24"/>
-          <w:szCs w:val="24"/>
-          <w:lang w:val="en-US" w:eastAsia="en-IN"/>
-          <w14:ligatures w14:val="none"/>
-        </w:rPr>
-      </w:pPr>
-      <w:r>
-        <w:rPr>
-          <w:rFonts w:ascii="Georgia" w:eastAsia="Times New Roman" w:hAnsi="Georgia" w:cs="Times New Roman"/>
-          <w:b/>
-          <w:bCs/>
-          <w:color w:val="000000" w:themeColor="text1"/>
-          <w:kern w:val="36"/>
-          <w:sz w:val="24"/>
-          <w:szCs w:val="24"/>
-          <w:lang w:val="en-US" w:eastAsia="en-IN"/>
-          <w14:ligatures w14:val="none"/>
-        </w:rPr>
-        <w:br w:type="page"/>
-      </w:r>
-    </w:p>
-    <w:p>
-      <w:pPr>
-        <w:shd w:val="clear" w:color="auto" w:fill="FFFFFF"/>
-        <w:spacing w:after="0" w:line="480" w:lineRule="auto"/>
-        <w:textAlignment w:val="baseline"/>
-        <w:outlineLvl w:val="0"/>
-        <w:rPr>
-          <w:rFonts w:ascii="Georgia" w:eastAsia="Times New Roman" w:hAnsi="Georgia" w:cs="Times New Roman"/>
-          <w:b/>
-          <w:bCs/>
-          <w:color w:val="000000" w:themeColor="text1"/>
-          <w:kern w:val="36"/>
-          <w:sz w:val="24"/>
-          <w:szCs w:val="24"/>
-          <w:lang w:val="en-US" w:eastAsia="en-IN"/>
-          <w14:ligatures w14:val="none"/>
-        </w:rPr>
-      </w:pPr>
-      <w:r>
-        <w:rPr>
-          <w:rFonts w:ascii="Georgia" w:eastAsia="Times New Roman" w:hAnsi="Georgia" w:cs="Times New Roman"/>
-          <w:b/>
-          <w:bCs/>
-          <w:color w:val="000000" w:themeColor="text1"/>
-          <w:kern w:val="36"/>
-          <w:sz w:val="24"/>
-          <w:szCs w:val="24"/>
-          <w:lang w:val="en-US" w:eastAsia="en-IN"/>
-          <w14:ligatures w14:val="none"/>
-        </w:rPr>
-        <w:lastRenderedPageBreak/>
-        <w:t>Step 8: Test Summarization</w:t>
+        <w:t>"</w:t>
       </w:r>
     </w:p>
     <w:p>
@@ -4474,33 +4801,7 @@
           <w:lang w:val="en-US" w:eastAsia="en-IN"/>
           <w14:ligatures w14:val="none"/>
         </w:rPr>
-        <w:t xml:space="preserve">text </w:t>
-      </w:r>
-      <w:proofErr w:type="gramStart"/>
-      <w:r>
-        <w:rPr>
-          <w:rFonts w:ascii="Georgia" w:eastAsia="Times New Roman" w:hAnsi="Georgia" w:cs="Times New Roman"/>
-          <w:color w:val="000000" w:themeColor="text1"/>
-          <w:kern w:val="36"/>
-          <w:sz w:val="24"/>
-          <w:szCs w:val="24"/>
-          <w:lang w:val="en-US" w:eastAsia="en-IN"/>
-          <w14:ligatures w14:val="none"/>
-        </w:rPr>
-        <w:t>= ""</w:t>
-      </w:r>
-      <w:proofErr w:type="gramEnd"/>
-      <w:r>
-        <w:rPr>
-          <w:rFonts w:ascii="Georgia" w:eastAsia="Times New Roman" w:hAnsi="Georgia" w:cs="Times New Roman"/>
-          <w:color w:val="000000" w:themeColor="text1"/>
-          <w:kern w:val="36"/>
-          <w:sz w:val="24"/>
-          <w:szCs w:val="24"/>
-          <w:lang w:val="en-US" w:eastAsia="en-IN"/>
-          <w14:ligatures w14:val="none"/>
-        </w:rPr>
-        <w:t>"</w:t>
+        <w:t>Cloud computing enables on-demand access to shared computing resources.</w:t>
       </w:r>
     </w:p>
     <w:p>
@@ -4535,7 +4836,7 @@
           <w:lang w:val="en-US" w:eastAsia="en-IN"/>
           <w14:ligatures w14:val="none"/>
         </w:rPr>
-        <w:t>Cloud computing enables on-demand access to shared computing resources.</w:t>
+        <w:t>It reduces capital expenditure and increases scalability.</w:t>
       </w:r>
     </w:p>
     <w:p>
@@ -4570,7 +4871,7 @@
           <w:lang w:val="en-US" w:eastAsia="en-IN"/>
           <w14:ligatures w14:val="none"/>
         </w:rPr>
-        <w:t>It reduces capital expenditure and increases scalability.</w:t>
+        <w:t>However, security and data privacy remain major concerns.</w:t>
       </w:r>
     </w:p>
     <w:p>
@@ -4605,7 +4906,7 @@
           <w:lang w:val="en-US" w:eastAsia="en-IN"/>
           <w14:ligatures w14:val="none"/>
         </w:rPr>
-        <w:t>However, security and data privacy remain major concerns.</w:t>
+        <w:t>"""</w:t>
       </w:r>
     </w:p>
     <w:p>
@@ -4630,18 +4931,6 @@
           <w14:ligatures w14:val="none"/>
         </w:rPr>
       </w:pPr>
-      <w:r>
-        <w:rPr>
-          <w:rFonts w:ascii="Georgia" w:eastAsia="Times New Roman" w:hAnsi="Georgia" w:cs="Times New Roman"/>
-          <w:color w:val="000000" w:themeColor="text1"/>
-          <w:kern w:val="36"/>
-          <w:sz w:val="24"/>
-          <w:szCs w:val="24"/>
-          <w:lang w:val="en-US" w:eastAsia="en-IN"/>
-          <w14:ligatures w14:val="none"/>
-        </w:rPr>
-        <w:t>"""</w:t>
-      </w:r>
     </w:p>
     <w:p>
       <w:pPr>
@@ -4665,6 +4954,44 @@
           <w14:ligatures w14:val="none"/>
         </w:rPr>
       </w:pPr>
+      <w:r>
+        <w:rPr>
+          <w:rFonts w:ascii="Georgia" w:eastAsia="Times New Roman" w:hAnsi="Georgia" w:cs="Times New Roman"/>
+          <w:color w:val="000000" w:themeColor="text1"/>
+          <w:kern w:val="36"/>
+          <w:sz w:val="24"/>
+          <w:szCs w:val="24"/>
+          <w:lang w:val="en-US" w:eastAsia="en-IN"/>
+          <w14:ligatures w14:val="none"/>
+        </w:rPr>
+        <w:t xml:space="preserve">summary = </w:t>
+      </w:r>
+      <w:proofErr w:type="spellStart"/>
+      <w:r>
+        <w:rPr>
+          <w:rFonts w:ascii="Georgia" w:eastAsia="Times New Roman" w:hAnsi="Georgia" w:cs="Times New Roman"/>
+          <w:color w:val="000000" w:themeColor="text1"/>
+          <w:kern w:val="36"/>
+          <w:sz w:val="24"/>
+          <w:szCs w:val="24"/>
+          <w:lang w:val="en-US" w:eastAsia="en-IN"/>
+          <w14:ligatures w14:val="none"/>
+        </w:rPr>
+        <w:t>summarize_text</w:t>
+      </w:r>
+      <w:proofErr w:type="spellEnd"/>
+      <w:r>
+        <w:rPr>
+          <w:rFonts w:ascii="Georgia" w:eastAsia="Times New Roman" w:hAnsi="Georgia" w:cs="Times New Roman"/>
+          <w:color w:val="000000" w:themeColor="text1"/>
+          <w:kern w:val="36"/>
+          <w:sz w:val="24"/>
+          <w:szCs w:val="24"/>
+          <w:lang w:val="en-US" w:eastAsia="en-IN"/>
+          <w14:ligatures w14:val="none"/>
+        </w:rPr>
+        <w:t>(text)</w:t>
+      </w:r>
     </w:p>
     <w:p>
       <w:pPr>
@@ -4698,7 +5025,90 @@
           <w:lang w:val="en-US" w:eastAsia="en-IN"/>
           <w14:ligatures w14:val="none"/>
         </w:rPr>
-        <w:t>summary = summarize_text(text)</w:t>
+        <w:t>print(summary)</w:t>
+      </w:r>
+    </w:p>
+    <w:p>
+      <w:pPr>
+        <w:shd w:val="clear" w:color="auto" w:fill="FFFFFF"/>
+        <w:spacing w:after="0" w:line="480" w:lineRule="auto"/>
+        <w:textAlignment w:val="baseline"/>
+        <w:outlineLvl w:val="0"/>
+        <w:rPr>
+          <w:rFonts w:ascii="Georgia" w:eastAsia="Times New Roman" w:hAnsi="Georgia" w:cs="Times New Roman"/>
+          <w:color w:val="000000" w:themeColor="text1"/>
+          <w:kern w:val="36"/>
+          <w:sz w:val="24"/>
+          <w:szCs w:val="24"/>
+          <w:lang w:val="en-US" w:eastAsia="en-IN"/>
+          <w14:ligatures w14:val="none"/>
+        </w:rPr>
+      </w:pPr>
+    </w:p>
+    <w:p>
+      <w:pPr>
+        <w:shd w:val="clear" w:color="auto" w:fill="FFFFFF"/>
+        <w:spacing w:after="0" w:line="480" w:lineRule="auto"/>
+        <w:textAlignment w:val="baseline"/>
+        <w:outlineLvl w:val="0"/>
+        <w:rPr>
+          <w:rFonts w:ascii="Georgia" w:eastAsia="Times New Roman" w:hAnsi="Georgia" w:cs="Times New Roman"/>
+          <w:b/>
+          <w:bCs/>
+          <w:color w:val="000000" w:themeColor="text1"/>
+          <w:kern w:val="36"/>
+          <w:sz w:val="24"/>
+          <w:szCs w:val="24"/>
+          <w:lang w:val="en-US" w:eastAsia="en-IN"/>
+          <w14:ligatures w14:val="none"/>
+        </w:rPr>
+      </w:pPr>
+      <w:r>
+        <w:rPr>
+          <w:rFonts w:ascii="Georgia" w:eastAsia="Times New Roman" w:hAnsi="Georgia" w:cs="Times New Roman"/>
+          <w:b/>
+          <w:bCs/>
+          <w:color w:val="000000" w:themeColor="text1"/>
+          <w:kern w:val="36"/>
+          <w:sz w:val="24"/>
+          <w:szCs w:val="24"/>
+          <w:lang w:val="en-US" w:eastAsia="en-IN"/>
+          <w14:ligatures w14:val="none"/>
+        </w:rPr>
+        <w:t>8. Task 2: Grammatical Correction</w:t>
+      </w:r>
+    </w:p>
+    <w:p>
+      <w:pPr>
+        <w:shd w:val="clear" w:color="auto" w:fill="FFFFFF"/>
+        <w:spacing w:after="0" w:line="480" w:lineRule="auto"/>
+        <w:textAlignment w:val="baseline"/>
+        <w:outlineLvl w:val="0"/>
+        <w:rPr>
+          <w:rFonts w:ascii="Georgia" w:eastAsia="Times New Roman" w:hAnsi="Georgia" w:cs="Times New Roman"/>
+          <w:b/>
+          <w:bCs/>
+          <w:color w:val="000000" w:themeColor="text1"/>
+          <w:kern w:val="36"/>
+          <w:sz w:val="24"/>
+          <w:szCs w:val="24"/>
+          <w:lang w:val="en-US" w:eastAsia="en-IN"/>
+          <w14:ligatures w14:val="none"/>
+        </w:rPr>
+      </w:pPr>
+      <w:r>
+        <w:rPr>
+          <w:rFonts w:ascii="Georgia" w:eastAsia="Times New Roman" w:hAnsi="Georgia" w:cs="Times New Roman"/>
+          <w:b/>
+          <w:bCs/>
+          <w:color w:val="000000" w:themeColor="text1"/>
+          <w:kern w:val="36"/>
+          <w:sz w:val="24"/>
+          <w:szCs w:val="24"/>
+          <w:lang w:val="en-US" w:eastAsia="en-IN"/>
+          <w14:ligatures w14:val="none"/>
+        </w:rPr>
+        <w:t>Step 9: Grammar Correction Prompt</w:t>
       </w:r>
     </w:p>
     <w:p>
@@ -4733,90 +5143,59 @@
           <w:lang w:val="en-US" w:eastAsia="en-IN"/>
           <w14:ligatures w14:val="none"/>
         </w:rPr>
-        <w:t>print(summary)</w:t>
-      </w:r>
-    </w:p>
-    <w:p>
-      <w:pPr>
-        <w:shd w:val="clear" w:color="auto" w:fill="FFFFFF"/>
-        <w:spacing w:after="0" w:line="480" w:lineRule="auto"/>
-        <w:textAlignment w:val="baseline"/>
-        <w:outlineLvl w:val="0"/>
-        <w:rPr>
-          <w:rFonts w:ascii="Georgia" w:eastAsia="Times New Roman" w:hAnsi="Georgia" w:cs="Times New Roman"/>
-          <w:color w:val="000000" w:themeColor="text1"/>
-          <w:kern w:val="36"/>
-          <w:sz w:val="24"/>
-          <w:szCs w:val="24"/>
-          <w:lang w:val="en-US" w:eastAsia="en-IN"/>
-          <w14:ligatures w14:val="none"/>
-        </w:rPr>
-      </w:pPr>
-    </w:p>
-    <w:p>
-      <w:pPr>
-        <w:shd w:val="clear" w:color="auto" w:fill="FFFFFF"/>
-        <w:spacing w:after="0" w:line="480" w:lineRule="auto"/>
-        <w:textAlignment w:val="baseline"/>
-        <w:outlineLvl w:val="0"/>
-        <w:rPr>
-          <w:rFonts w:ascii="Georgia" w:eastAsia="Times New Roman" w:hAnsi="Georgia" w:cs="Times New Roman"/>
-          <w:b/>
-          <w:bCs/>
-          <w:color w:val="000000" w:themeColor="text1"/>
-          <w:kern w:val="36"/>
-          <w:sz w:val="24"/>
-          <w:szCs w:val="24"/>
-          <w:lang w:val="en-US" w:eastAsia="en-IN"/>
-          <w14:ligatures w14:val="none"/>
-        </w:rPr>
-      </w:pPr>
-      <w:r>
-        <w:rPr>
-          <w:rFonts w:ascii="Georgia" w:eastAsia="Times New Roman" w:hAnsi="Georgia" w:cs="Times New Roman"/>
-          <w:b/>
-          <w:bCs/>
-          <w:color w:val="000000" w:themeColor="text1"/>
-          <w:kern w:val="36"/>
-          <w:sz w:val="24"/>
-          <w:szCs w:val="24"/>
-          <w:lang w:val="en-US" w:eastAsia="en-IN"/>
-          <w14:ligatures w14:val="none"/>
-        </w:rPr>
-        <w:t>8. Task 2: Grammatical Correction</w:t>
-      </w:r>
-    </w:p>
-    <w:p>
-      <w:pPr>
-        <w:shd w:val="clear" w:color="auto" w:fill="FFFFFF"/>
-        <w:spacing w:after="0" w:line="480" w:lineRule="auto"/>
-        <w:textAlignment w:val="baseline"/>
-        <w:outlineLvl w:val="0"/>
-        <w:rPr>
-          <w:rFonts w:ascii="Georgia" w:eastAsia="Times New Roman" w:hAnsi="Georgia" w:cs="Times New Roman"/>
-          <w:b/>
-          <w:bCs/>
-          <w:color w:val="000000" w:themeColor="text1"/>
-          <w:kern w:val="36"/>
-          <w:sz w:val="24"/>
-          <w:szCs w:val="24"/>
-          <w:lang w:val="en-US" w:eastAsia="en-IN"/>
-          <w14:ligatures w14:val="none"/>
-        </w:rPr>
-      </w:pPr>
-      <w:r>
-        <w:rPr>
-          <w:rFonts w:ascii="Georgia" w:eastAsia="Times New Roman" w:hAnsi="Georgia" w:cs="Times New Roman"/>
-          <w:b/>
-          <w:bCs/>
-          <w:color w:val="000000" w:themeColor="text1"/>
-          <w:kern w:val="36"/>
-          <w:sz w:val="24"/>
-          <w:szCs w:val="24"/>
-          <w:lang w:val="en-US" w:eastAsia="en-IN"/>
-          <w14:ligatures w14:val="none"/>
-        </w:rPr>
-        <w:t>Step 9: Grammar Correction Prompt</w:t>
+        <w:t xml:space="preserve">def </w:t>
+      </w:r>
+      <w:proofErr w:type="spellStart"/>
+      <w:r>
+        <w:rPr>
+          <w:rFonts w:ascii="Georgia" w:eastAsia="Times New Roman" w:hAnsi="Georgia" w:cs="Times New Roman"/>
+          <w:color w:val="000000" w:themeColor="text1"/>
+          <w:kern w:val="36"/>
+          <w:sz w:val="24"/>
+          <w:szCs w:val="24"/>
+          <w:lang w:val="en-US" w:eastAsia="en-IN"/>
+          <w14:ligatures w14:val="none"/>
+        </w:rPr>
+        <w:t>grammar_correction</w:t>
+      </w:r>
+      <w:proofErr w:type="spellEnd"/>
+      <w:r>
+        <w:rPr>
+          <w:rFonts w:ascii="Georgia" w:eastAsia="Times New Roman" w:hAnsi="Georgia" w:cs="Times New Roman"/>
+          <w:color w:val="000000" w:themeColor="text1"/>
+          <w:kern w:val="36"/>
+          <w:sz w:val="24"/>
+          <w:szCs w:val="24"/>
+          <w:lang w:val="en-US" w:eastAsia="en-IN"/>
+          <w14:ligatures w14:val="none"/>
+        </w:rPr>
+        <w:t>(</w:t>
+      </w:r>
+      <w:proofErr w:type="spellStart"/>
+      <w:r>
+        <w:rPr>
+          <w:rFonts w:ascii="Georgia" w:eastAsia="Times New Roman" w:hAnsi="Georgia" w:cs="Times New Roman"/>
+          <w:color w:val="000000" w:themeColor="text1"/>
+          <w:kern w:val="36"/>
+          <w:sz w:val="24"/>
+          <w:szCs w:val="24"/>
+          <w:lang w:val="en-US" w:eastAsia="en-IN"/>
+          <w14:ligatures w14:val="none"/>
+        </w:rPr>
+        <w:t>input_text</w:t>
+      </w:r>
+      <w:proofErr w:type="spellEnd"/>
+      <w:r>
+        <w:rPr>
+          <w:rFonts w:ascii="Georgia" w:eastAsia="Times New Roman" w:hAnsi="Georgia" w:cs="Times New Roman"/>
+          <w:color w:val="000000" w:themeColor="text1"/>
+          <w:kern w:val="36"/>
+          <w:sz w:val="24"/>
+          <w:szCs w:val="24"/>
+          <w:lang w:val="en-US" w:eastAsia="en-IN"/>
+          <w14:ligatures w14:val="none"/>
+        </w:rPr>
+        <w:t>):</w:t>
       </w:r>
     </w:p>
     <w:p>
@@ -4851,7 +5230,33 @@
           <w:lang w:val="en-US" w:eastAsia="en-IN"/>
           <w14:ligatures w14:val="none"/>
         </w:rPr>
-        <w:t>def grammar_correction(input_text):</w:t>
+        <w:t xml:space="preserve">    prompt = </w:t>
+      </w:r>
+      <w:proofErr w:type="gramStart"/>
+      <w:r>
+        <w:rPr>
+          <w:rFonts w:ascii="Georgia" w:eastAsia="Times New Roman" w:hAnsi="Georgia" w:cs="Times New Roman"/>
+          <w:color w:val="000000" w:themeColor="text1"/>
+          <w:kern w:val="36"/>
+          <w:sz w:val="24"/>
+          <w:szCs w:val="24"/>
+          <w:lang w:val="en-US" w:eastAsia="en-IN"/>
+          <w14:ligatures w14:val="none"/>
+        </w:rPr>
+        <w:t>f""</w:t>
+      </w:r>
+      <w:proofErr w:type="gramEnd"/>
+      <w:r>
+        <w:rPr>
+          <w:rFonts w:ascii="Georgia" w:eastAsia="Times New Roman" w:hAnsi="Georgia" w:cs="Times New Roman"/>
+          <w:color w:val="000000" w:themeColor="text1"/>
+          <w:kern w:val="36"/>
+          <w:sz w:val="24"/>
+          <w:szCs w:val="24"/>
+          <w:lang w:val="en-US" w:eastAsia="en-IN"/>
+          <w14:ligatures w14:val="none"/>
+        </w:rPr>
+        <w:t>"</w:t>
       </w:r>
     </w:p>
     <w:p>
@@ -4886,33 +5291,7 @@
           <w:lang w:val="en-US" w:eastAsia="en-IN"/>
           <w14:ligatures w14:val="none"/>
         </w:rPr>
-        <w:t xml:space="preserve">    prompt = </w:t>
-      </w:r>
-      <w:proofErr w:type="gramStart"/>
-      <w:r>
-        <w:rPr>
-          <w:rFonts w:ascii="Georgia" w:eastAsia="Times New Roman" w:hAnsi="Georgia" w:cs="Times New Roman"/>
-          <w:color w:val="000000" w:themeColor="text1"/>
-          <w:kern w:val="36"/>
-          <w:sz w:val="24"/>
-          <w:szCs w:val="24"/>
-          <w:lang w:val="en-US" w:eastAsia="en-IN"/>
-          <w14:ligatures w14:val="none"/>
-        </w:rPr>
-        <w:t>f""</w:t>
-      </w:r>
-      <w:proofErr w:type="gramEnd"/>
-      <w:r>
-        <w:rPr>
-          <w:rFonts w:ascii="Georgia" w:eastAsia="Times New Roman" w:hAnsi="Georgia" w:cs="Times New Roman"/>
-          <w:color w:val="000000" w:themeColor="text1"/>
-          <w:kern w:val="36"/>
-          <w:sz w:val="24"/>
-          <w:szCs w:val="24"/>
-          <w:lang w:val="en-US" w:eastAsia="en-IN"/>
-          <w14:ligatures w14:val="none"/>
-        </w:rPr>
-        <w:t>"</w:t>
+        <w:t xml:space="preserve">    You are an English language expert.</w:t>
       </w:r>
     </w:p>
     <w:p>
@@ -4947,7 +5326,7 @@
           <w:lang w:val="en-US" w:eastAsia="en-IN"/>
           <w14:ligatures w14:val="none"/>
         </w:rPr>
-        <w:t xml:space="preserve">    You are an English language expert.</w:t>
+        <w:t xml:space="preserve">    Correct all grammatical errors without changing the meaning.</w:t>
       </w:r>
     </w:p>
     <w:p>
@@ -4982,7 +5361,7 @@
           <w:lang w:val="en-US" w:eastAsia="en-IN"/>
           <w14:ligatures w14:val="none"/>
         </w:rPr>
-        <w:t xml:space="preserve">    Correct all grammatical errors without changing the meaning.</w:t>
+        <w:t xml:space="preserve">    Provide only the corrected text.</w:t>
       </w:r>
     </w:p>
     <w:p>
@@ -5007,18 +5386,6 @@
           <w14:ligatures w14:val="none"/>
         </w:rPr>
       </w:pPr>
-      <w:r>
-        <w:rPr>
-          <w:rFonts w:ascii="Georgia" w:eastAsia="Times New Roman" w:hAnsi="Georgia" w:cs="Times New Roman"/>
-          <w:color w:val="000000" w:themeColor="text1"/>
-          <w:kern w:val="36"/>
-          <w:sz w:val="24"/>
-          <w:szCs w:val="24"/>
-          <w:lang w:val="en-US" w:eastAsia="en-IN"/>
-          <w14:ligatures w14:val="none"/>
-        </w:rPr>
-        <w:t xml:space="preserve">    Provide only the corrected text.</w:t>
-      </w:r>
     </w:p>
     <w:p>
       <w:pPr>
@@ -5042,6 +5409,18 @@
           <w14:ligatures w14:val="none"/>
         </w:rPr>
       </w:pPr>
+      <w:r>
+        <w:rPr>
+          <w:rFonts w:ascii="Georgia" w:eastAsia="Times New Roman" w:hAnsi="Georgia" w:cs="Times New Roman"/>
+          <w:color w:val="000000" w:themeColor="text1"/>
+          <w:kern w:val="36"/>
+          <w:sz w:val="24"/>
+          <w:szCs w:val="24"/>
+          <w:lang w:val="en-US" w:eastAsia="en-IN"/>
+          <w14:ligatures w14:val="none"/>
+        </w:rPr>
+        <w:t xml:space="preserve">    Text:</w:t>
+      </w:r>
     </w:p>
     <w:p>
       <w:pPr>
@@ -5075,7 +5454,33 @@
           <w:lang w:val="en-US" w:eastAsia="en-IN"/>
           <w14:ligatures w14:val="none"/>
         </w:rPr>
-        <w:t xml:space="preserve">    Text:</w:t>
+        <w:t xml:space="preserve">    {</w:t>
+      </w:r>
+      <w:proofErr w:type="spellStart"/>
+      <w:r>
+        <w:rPr>
+          <w:rFonts w:ascii="Georgia" w:eastAsia="Times New Roman" w:hAnsi="Georgia" w:cs="Times New Roman"/>
+          <w:color w:val="000000" w:themeColor="text1"/>
+          <w:kern w:val="36"/>
+          <w:sz w:val="24"/>
+          <w:szCs w:val="24"/>
+          <w:lang w:val="en-US" w:eastAsia="en-IN"/>
+          <w14:ligatures w14:val="none"/>
+        </w:rPr>
+        <w:t>input_text</w:t>
+      </w:r>
+      <w:proofErr w:type="spellEnd"/>
+      <w:r>
+        <w:rPr>
+          <w:rFonts w:ascii="Georgia" w:eastAsia="Times New Roman" w:hAnsi="Georgia" w:cs="Times New Roman"/>
+          <w:color w:val="000000" w:themeColor="text1"/>
+          <w:kern w:val="36"/>
+          <w:sz w:val="24"/>
+          <w:szCs w:val="24"/>
+          <w:lang w:val="en-US" w:eastAsia="en-IN"/>
+          <w14:ligatures w14:val="none"/>
+        </w:rPr>
+        <w:t>}</w:t>
       </w:r>
     </w:p>
     <w:p>
@@ -5110,7 +5515,7 @@
           <w:lang w:val="en-US" w:eastAsia="en-IN"/>
           <w14:ligatures w14:val="none"/>
         </w:rPr>
-        <w:t xml:space="preserve">    {input_text}</w:t>
+        <w:t xml:space="preserve">    """</w:t>
       </w:r>
     </w:p>
     <w:p>
@@ -5135,18 +5540,6 @@
           <w14:ligatures w14:val="none"/>
         </w:rPr>
       </w:pPr>
-      <w:r>
-        <w:rPr>
-          <w:rFonts w:ascii="Georgia" w:eastAsia="Times New Roman" w:hAnsi="Georgia" w:cs="Times New Roman"/>
-          <w:color w:val="000000" w:themeColor="text1"/>
-          <w:kern w:val="36"/>
-          <w:sz w:val="24"/>
-          <w:szCs w:val="24"/>
-          <w:lang w:val="en-US" w:eastAsia="en-IN"/>
-          <w14:ligatures w14:val="none"/>
-        </w:rPr>
-        <w:t xml:space="preserve">    """</w:t>
-      </w:r>
     </w:p>
     <w:p>
       <w:pPr>
@@ -5170,6 +5563,72 @@
           <w14:ligatures w14:val="none"/>
         </w:rPr>
       </w:pPr>
+      <w:r>
+        <w:rPr>
+          <w:rFonts w:ascii="Georgia" w:eastAsia="Times New Roman" w:hAnsi="Georgia" w:cs="Times New Roman"/>
+          <w:color w:val="000000" w:themeColor="text1"/>
+          <w:kern w:val="36"/>
+          <w:sz w:val="24"/>
+          <w:szCs w:val="24"/>
+          <w:lang w:val="en-US" w:eastAsia="en-IN"/>
+          <w14:ligatures w14:val="none"/>
+        </w:rPr>
+        <w:t xml:space="preserve">    response = </w:t>
+      </w:r>
+      <w:proofErr w:type="spellStart"/>
+      <w:proofErr w:type="gramStart"/>
+      <w:r>
+        <w:rPr>
+          <w:rFonts w:ascii="Georgia" w:eastAsia="Times New Roman" w:hAnsi="Georgia" w:cs="Times New Roman"/>
+          <w:color w:val="000000" w:themeColor="text1"/>
+          <w:kern w:val="36"/>
+          <w:sz w:val="24"/>
+          <w:szCs w:val="24"/>
+          <w:lang w:val="en-US" w:eastAsia="en-IN"/>
+          <w14:ligatures w14:val="none"/>
+        </w:rPr>
+        <w:t>client.chat</w:t>
+      </w:r>
+      <w:proofErr w:type="gramEnd"/>
+      <w:r>
+        <w:rPr>
+          <w:rFonts w:ascii="Georgia" w:eastAsia="Times New Roman" w:hAnsi="Georgia" w:cs="Times New Roman"/>
+          <w:color w:val="000000" w:themeColor="text1"/>
+          <w:kern w:val="36"/>
+          <w:sz w:val="24"/>
+          <w:szCs w:val="24"/>
+          <w:lang w:val="en-US" w:eastAsia="en-IN"/>
+          <w14:ligatures w14:val="none"/>
+        </w:rPr>
+        <w:t>.</w:t>
+      </w:r>
+      <w:proofErr w:type="gramStart"/>
+      <w:r>
+        <w:rPr>
+          <w:rFonts w:ascii="Georgia" w:eastAsia="Times New Roman" w:hAnsi="Georgia" w:cs="Times New Roman"/>
+          <w:color w:val="000000" w:themeColor="text1"/>
+          <w:kern w:val="36"/>
+          <w:sz w:val="24"/>
+          <w:szCs w:val="24"/>
+          <w:lang w:val="en-US" w:eastAsia="en-IN"/>
+          <w14:ligatures w14:val="none"/>
+        </w:rPr>
+        <w:t>completions.create</w:t>
+      </w:r>
+      <w:proofErr w:type="spellEnd"/>
+      <w:proofErr w:type="gramEnd"/>
+      <w:r>
+        <w:rPr>
+          <w:rFonts w:ascii="Georgia" w:eastAsia="Times New Roman" w:hAnsi="Georgia" w:cs="Times New Roman"/>
+          <w:color w:val="000000" w:themeColor="text1"/>
+          <w:kern w:val="36"/>
+          <w:sz w:val="24"/>
+          <w:szCs w:val="24"/>
+          <w:lang w:val="en-US" w:eastAsia="en-IN"/>
+          <w14:ligatures w14:val="none"/>
+        </w:rPr>
+        <w:t>(</w:t>
+      </w:r>
     </w:p>
     <w:p>
       <w:pPr>
@@ -5203,59 +5662,31 @@
           <w:lang w:val="en-US" w:eastAsia="en-IN"/>
           <w14:ligatures w14:val="none"/>
         </w:rPr>
-        <w:t xml:space="preserve">    response = </w:t>
-      </w:r>
-      <w:proofErr w:type="gramStart"/>
-      <w:r>
-        <w:rPr>
-          <w:rFonts w:ascii="Georgia" w:eastAsia="Times New Roman" w:hAnsi="Georgia" w:cs="Times New Roman"/>
-          <w:color w:val="000000" w:themeColor="text1"/>
-          <w:kern w:val="36"/>
-          <w:sz w:val="24"/>
-          <w:szCs w:val="24"/>
-          <w:lang w:val="en-US" w:eastAsia="en-IN"/>
-          <w14:ligatures w14:val="none"/>
-        </w:rPr>
-        <w:t>client.chat</w:t>
-      </w:r>
-      <w:proofErr w:type="gramEnd"/>
-      <w:r>
-        <w:rPr>
-          <w:rFonts w:ascii="Georgia" w:eastAsia="Times New Roman" w:hAnsi="Georgia" w:cs="Times New Roman"/>
-          <w:color w:val="000000" w:themeColor="text1"/>
-          <w:kern w:val="36"/>
-          <w:sz w:val="24"/>
-          <w:szCs w:val="24"/>
-          <w:lang w:val="en-US" w:eastAsia="en-IN"/>
-          <w14:ligatures w14:val="none"/>
-        </w:rPr>
-        <w:t>.</w:t>
-      </w:r>
-      <w:proofErr w:type="gramStart"/>
-      <w:r>
-        <w:rPr>
-          <w:rFonts w:ascii="Georgia" w:eastAsia="Times New Roman" w:hAnsi="Georgia" w:cs="Times New Roman"/>
-          <w:color w:val="000000" w:themeColor="text1"/>
-          <w:kern w:val="36"/>
-          <w:sz w:val="24"/>
-          <w:szCs w:val="24"/>
-          <w:lang w:val="en-US" w:eastAsia="en-IN"/>
-          <w14:ligatures w14:val="none"/>
-        </w:rPr>
-        <w:t>completions.create</w:t>
-      </w:r>
-      <w:proofErr w:type="gramEnd"/>
-      <w:r>
-        <w:rPr>
-          <w:rFonts w:ascii="Georgia" w:eastAsia="Times New Roman" w:hAnsi="Georgia" w:cs="Times New Roman"/>
-          <w:color w:val="000000" w:themeColor="text1"/>
-          <w:kern w:val="36"/>
-          <w:sz w:val="24"/>
-          <w:szCs w:val="24"/>
-          <w:lang w:val="en-US" w:eastAsia="en-IN"/>
-          <w14:ligatures w14:val="none"/>
-        </w:rPr>
-        <w:t>(</w:t>
+        <w:t xml:space="preserve">        model="gpt-</w:t>
+      </w:r>
+      <w:r>
+        <w:rPr>
+          <w:rFonts w:ascii="Georgia" w:eastAsia="Times New Roman" w:hAnsi="Georgia" w:cs="Times New Roman"/>
+          <w:color w:val="000000" w:themeColor="text1"/>
+          <w:kern w:val="36"/>
+          <w:sz w:val="24"/>
+          <w:szCs w:val="24"/>
+          <w:lang w:val="en-US" w:eastAsia="en-IN"/>
+          <w14:ligatures w14:val="none"/>
+        </w:rPr>
+        <w:t>5</w:t>
+      </w:r>
+      <w:r>
+        <w:rPr>
+          <w:rFonts w:ascii="Georgia" w:eastAsia="Times New Roman" w:hAnsi="Georgia" w:cs="Times New Roman"/>
+          <w:color w:val="000000" w:themeColor="text1"/>
+          <w:kern w:val="36"/>
+          <w:sz w:val="24"/>
+          <w:szCs w:val="24"/>
+          <w:lang w:val="en-US" w:eastAsia="en-IN"/>
+          <w14:ligatures w14:val="none"/>
+        </w:rPr>
+        <w:t>",</w:t>
       </w:r>
     </w:p>
     <w:p>
@@ -5290,8 +5721,22 @@
           <w:lang w:val="en-US" w:eastAsia="en-IN"/>
           <w14:ligatures w14:val="none"/>
         </w:rPr>
-        <w:t xml:space="preserve">        model="gpt-4o-capstone",</w:t>
-      </w:r>
+        <w:t xml:space="preserve">        messages</w:t>
+      </w:r>
+      <w:proofErr w:type="gramStart"/>
+      <w:r>
+        <w:rPr>
+          <w:rFonts w:ascii="Georgia" w:eastAsia="Times New Roman" w:hAnsi="Georgia" w:cs="Times New Roman"/>
+          <w:color w:val="000000" w:themeColor="text1"/>
+          <w:kern w:val="36"/>
+          <w:sz w:val="24"/>
+          <w:szCs w:val="24"/>
+          <w:lang w:val="en-US" w:eastAsia="en-IN"/>
+          <w14:ligatures w14:val="none"/>
+        </w:rPr>
+        <w:t>=[</w:t>
+      </w:r>
+      <w:proofErr w:type="gramEnd"/>
     </w:p>
     <w:p>
       <w:pPr>
@@ -5325,22 +5770,9 @@
           <w:lang w:val="en-US" w:eastAsia="en-IN"/>
           <w14:ligatures w14:val="none"/>
         </w:rPr>
-        <w:t xml:space="preserve">        messages</w:t>
-      </w:r>
-      <w:proofErr w:type="gramStart"/>
-      <w:r>
-        <w:rPr>
-          <w:rFonts w:ascii="Georgia" w:eastAsia="Times New Roman" w:hAnsi="Georgia" w:cs="Times New Roman"/>
-          <w:color w:val="000000" w:themeColor="text1"/>
-          <w:kern w:val="36"/>
-          <w:sz w:val="24"/>
-          <w:szCs w:val="24"/>
-          <w:lang w:val="en-US" w:eastAsia="en-IN"/>
-          <w14:ligatures w14:val="none"/>
-        </w:rPr>
-        <w:t>=[</w:t>
-      </w:r>
-      <w:proofErr w:type="gramEnd"/>
+        <w:lastRenderedPageBreak/>
+        <w:t xml:space="preserve">            {"role": "system", "content": "You are a professional grammar editor."},</w:t>
+      </w:r>
     </w:p>
     <w:p>
       <w:pPr>
@@ -5374,8 +5806,7 @@
           <w:lang w:val="en-US" w:eastAsia="en-IN"/>
           <w14:ligatures w14:val="none"/>
         </w:rPr>
-        <w:lastRenderedPageBreak/>
-        <w:t xml:space="preserve">            {"role": "system", "content": "You are a professional grammar editor."},</w:t>
+        <w:t xml:space="preserve">            {"role": "user", "content": prompt}</w:t>
       </w:r>
     </w:p>
     <w:p>
@@ -5410,7 +5841,7 @@
           <w:lang w:val="en-US" w:eastAsia="en-IN"/>
           <w14:ligatures w14:val="none"/>
         </w:rPr>
-        <w:t xml:space="preserve">            {"role": "user", "content": prompt}</w:t>
+        <w:t xml:space="preserve">        ]</w:t>
       </w:r>
     </w:p>
     <w:p>
@@ -5445,7 +5876,7 @@
           <w:lang w:val="en-US" w:eastAsia="en-IN"/>
           <w14:ligatures w14:val="none"/>
         </w:rPr>
-        <w:t xml:space="preserve">        ],</w:t>
+        <w:t xml:space="preserve">    )</w:t>
       </w:r>
     </w:p>
     <w:p>
@@ -5470,18 +5901,6 @@
           <w14:ligatures w14:val="none"/>
         </w:rPr>
       </w:pPr>
-      <w:r>
-        <w:rPr>
-          <w:rFonts w:ascii="Georgia" w:eastAsia="Times New Roman" w:hAnsi="Georgia" w:cs="Times New Roman"/>
-          <w:color w:val="000000" w:themeColor="text1"/>
-          <w:kern w:val="36"/>
-          <w:sz w:val="24"/>
-          <w:szCs w:val="24"/>
-          <w:lang w:val="en-US" w:eastAsia="en-IN"/>
-          <w14:ligatures w14:val="none"/>
-        </w:rPr>
-        <w:t xml:space="preserve">        temperature=0.2</w:t>
-      </w:r>
     </w:p>
     <w:p>
       <w:pPr>
@@ -5515,7 +5934,125 @@
           <w:lang w:val="en-US" w:eastAsia="en-IN"/>
           <w14:ligatures w14:val="none"/>
         </w:rPr>
-        <w:t xml:space="preserve">    )</w:t>
+        <w:t xml:space="preserve">    return </w:t>
+      </w:r>
+      <w:proofErr w:type="spellStart"/>
+      <w:proofErr w:type="gramStart"/>
+      <w:r>
+        <w:rPr>
+          <w:rFonts w:ascii="Georgia" w:eastAsia="Times New Roman" w:hAnsi="Georgia" w:cs="Times New Roman"/>
+          <w:color w:val="000000" w:themeColor="text1"/>
+          <w:kern w:val="36"/>
+          <w:sz w:val="24"/>
+          <w:szCs w:val="24"/>
+          <w:lang w:val="en-US" w:eastAsia="en-IN"/>
+          <w14:ligatures w14:val="none"/>
+        </w:rPr>
+        <w:t>response.choices</w:t>
+      </w:r>
+      <w:proofErr w:type="spellEnd"/>
+      <w:proofErr w:type="gramEnd"/>
+      <w:r>
+        <w:rPr>
+          <w:rFonts w:ascii="Georgia" w:eastAsia="Times New Roman" w:hAnsi="Georgia" w:cs="Times New Roman"/>
+          <w:color w:val="000000" w:themeColor="text1"/>
+          <w:kern w:val="36"/>
+          <w:sz w:val="24"/>
+          <w:szCs w:val="24"/>
+          <w:lang w:val="en-US" w:eastAsia="en-IN"/>
+          <w14:ligatures w14:val="none"/>
+        </w:rPr>
+        <w:t>[0</w:t>
+      </w:r>
+      <w:proofErr w:type="gramStart"/>
+      <w:r>
+        <w:rPr>
+          <w:rFonts w:ascii="Georgia" w:eastAsia="Times New Roman" w:hAnsi="Georgia" w:cs="Times New Roman"/>
+          <w:color w:val="000000" w:themeColor="text1"/>
+          <w:kern w:val="36"/>
+          <w:sz w:val="24"/>
+          <w:szCs w:val="24"/>
+          <w:lang w:val="en-US" w:eastAsia="en-IN"/>
+          <w14:ligatures w14:val="none"/>
+        </w:rPr>
+        <w:t>].</w:t>
+      </w:r>
+      <w:proofErr w:type="spellStart"/>
+      <w:r>
+        <w:rPr>
+          <w:rFonts w:ascii="Georgia" w:eastAsia="Times New Roman" w:hAnsi="Georgia" w:cs="Times New Roman"/>
+          <w:color w:val="000000" w:themeColor="text1"/>
+          <w:kern w:val="36"/>
+          <w:sz w:val="24"/>
+          <w:szCs w:val="24"/>
+          <w:lang w:val="en-US" w:eastAsia="en-IN"/>
+          <w14:ligatures w14:val="none"/>
+        </w:rPr>
+        <w:t>message</w:t>
+      </w:r>
+      <w:proofErr w:type="gramEnd"/>
+      <w:r>
+        <w:rPr>
+          <w:rFonts w:ascii="Georgia" w:eastAsia="Times New Roman" w:hAnsi="Georgia" w:cs="Times New Roman"/>
+          <w:color w:val="000000" w:themeColor="text1"/>
+          <w:kern w:val="36"/>
+          <w:sz w:val="24"/>
+          <w:szCs w:val="24"/>
+          <w:lang w:val="en-US" w:eastAsia="en-IN"/>
+          <w14:ligatures w14:val="none"/>
+        </w:rPr>
+        <w:t>.content</w:t>
+      </w:r>
+      <w:proofErr w:type="spellEnd"/>
+    </w:p>
+    <w:p>
+      <w:pPr>
+        <w:shd w:val="clear" w:color="auto" w:fill="FFFFFF"/>
+        <w:spacing w:after="0" w:line="480" w:lineRule="auto"/>
+        <w:textAlignment w:val="baseline"/>
+        <w:outlineLvl w:val="0"/>
+        <w:rPr>
+          <w:rFonts w:ascii="Georgia" w:eastAsia="Times New Roman" w:hAnsi="Georgia" w:cs="Times New Roman"/>
+          <w:color w:val="000000" w:themeColor="text1"/>
+          <w:kern w:val="36"/>
+          <w:sz w:val="24"/>
+          <w:szCs w:val="24"/>
+          <w:lang w:val="en-US" w:eastAsia="en-IN"/>
+          <w14:ligatures w14:val="none"/>
+        </w:rPr>
+      </w:pPr>
+    </w:p>
+    <w:p>
+      <w:pPr>
+        <w:shd w:val="clear" w:color="auto" w:fill="FFFFFF"/>
+        <w:spacing w:after="0" w:line="480" w:lineRule="auto"/>
+        <w:textAlignment w:val="baseline"/>
+        <w:outlineLvl w:val="0"/>
+        <w:rPr>
+          <w:rFonts w:ascii="Georgia" w:eastAsia="Times New Roman" w:hAnsi="Georgia" w:cs="Times New Roman"/>
+          <w:b/>
+          <w:bCs/>
+          <w:color w:val="000000" w:themeColor="text1"/>
+          <w:kern w:val="36"/>
+          <w:sz w:val="24"/>
+          <w:szCs w:val="24"/>
+          <w:lang w:val="en-US" w:eastAsia="en-IN"/>
+          <w14:ligatures w14:val="none"/>
+        </w:rPr>
+      </w:pPr>
+      <w:r>
+        <w:rPr>
+          <w:rFonts w:ascii="Georgia" w:eastAsia="Times New Roman" w:hAnsi="Georgia" w:cs="Times New Roman"/>
+          <w:b/>
+          <w:bCs/>
+          <w:color w:val="000000" w:themeColor="text1"/>
+          <w:kern w:val="36"/>
+          <w:sz w:val="24"/>
+          <w:szCs w:val="24"/>
+          <w:lang w:val="en-US" w:eastAsia="en-IN"/>
+          <w14:ligatures w14:val="none"/>
+        </w:rPr>
+        <w:t>Step 10: Test Grammar Correction</w:t>
       </w:r>
     </w:p>
     <w:p>
@@ -5540,6 +6077,84 @@
           <w14:ligatures w14:val="none"/>
         </w:rPr>
       </w:pPr>
+      <w:proofErr w:type="spellStart"/>
+      <w:r>
+        <w:rPr>
+          <w:rFonts w:ascii="Georgia" w:eastAsia="Times New Roman" w:hAnsi="Georgia" w:cs="Times New Roman"/>
+          <w:color w:val="000000" w:themeColor="text1"/>
+          <w:kern w:val="36"/>
+          <w:sz w:val="24"/>
+          <w:szCs w:val="24"/>
+          <w:lang w:val="en-US" w:eastAsia="en-IN"/>
+          <w14:ligatures w14:val="none"/>
+        </w:rPr>
+        <w:t>incorrect_text</w:t>
+      </w:r>
+      <w:proofErr w:type="spellEnd"/>
+      <w:r>
+        <w:rPr>
+          <w:rFonts w:ascii="Georgia" w:eastAsia="Times New Roman" w:hAnsi="Georgia" w:cs="Times New Roman"/>
+          <w:color w:val="000000" w:themeColor="text1"/>
+          <w:kern w:val="36"/>
+          <w:sz w:val="24"/>
+          <w:szCs w:val="24"/>
+          <w:lang w:val="en-US" w:eastAsia="en-IN"/>
+          <w14:ligatures w14:val="none"/>
+        </w:rPr>
+        <w:t xml:space="preserve"> = "Cloud computing </w:t>
+      </w:r>
+      <w:proofErr w:type="gramStart"/>
+      <w:r>
+        <w:rPr>
+          <w:rFonts w:ascii="Georgia" w:eastAsia="Times New Roman" w:hAnsi="Georgia" w:cs="Times New Roman"/>
+          <w:color w:val="000000" w:themeColor="text1"/>
+          <w:kern w:val="36"/>
+          <w:sz w:val="24"/>
+          <w:szCs w:val="24"/>
+          <w:lang w:val="en-US" w:eastAsia="en-IN"/>
+          <w14:ligatures w14:val="none"/>
+        </w:rPr>
+        <w:t>are</w:t>
+      </w:r>
+      <w:proofErr w:type="gramEnd"/>
+      <w:r>
+        <w:rPr>
+          <w:rFonts w:ascii="Georgia" w:eastAsia="Times New Roman" w:hAnsi="Georgia" w:cs="Times New Roman"/>
+          <w:color w:val="000000" w:themeColor="text1"/>
+          <w:kern w:val="36"/>
+          <w:sz w:val="24"/>
+          <w:szCs w:val="24"/>
+          <w:lang w:val="en-US" w:eastAsia="en-IN"/>
+          <w14:ligatures w14:val="none"/>
+        </w:rPr>
+        <w:t xml:space="preserve"> very useful for </w:t>
+      </w:r>
+      <w:proofErr w:type="spellStart"/>
+      <w:r>
+        <w:rPr>
+          <w:rFonts w:ascii="Georgia" w:eastAsia="Times New Roman" w:hAnsi="Georgia" w:cs="Times New Roman"/>
+          <w:color w:val="000000" w:themeColor="text1"/>
+          <w:kern w:val="36"/>
+          <w:sz w:val="24"/>
+          <w:szCs w:val="24"/>
+          <w:lang w:val="en-US" w:eastAsia="en-IN"/>
+          <w14:ligatures w14:val="none"/>
+        </w:rPr>
+        <w:t>companys</w:t>
+      </w:r>
+      <w:proofErr w:type="spellEnd"/>
+      <w:r>
+        <w:rPr>
+          <w:rFonts w:ascii="Georgia" w:eastAsia="Times New Roman" w:hAnsi="Georgia" w:cs="Times New Roman"/>
+          <w:color w:val="000000" w:themeColor="text1"/>
+          <w:kern w:val="36"/>
+          <w:sz w:val="24"/>
+          <w:szCs w:val="24"/>
+          <w:lang w:val="en-US" w:eastAsia="en-IN"/>
+          <w14:ligatures w14:val="none"/>
+        </w:rPr>
+        <w:t>."</w:t>
+      </w:r>
     </w:p>
     <w:p>
       <w:pPr>
@@ -5563,120 +6178,6 @@
           <w14:ligatures w14:val="none"/>
         </w:rPr>
       </w:pPr>
-      <w:r>
-        <w:rPr>
-          <w:rFonts w:ascii="Georgia" w:eastAsia="Times New Roman" w:hAnsi="Georgia" w:cs="Times New Roman"/>
-          <w:color w:val="000000" w:themeColor="text1"/>
-          <w:kern w:val="36"/>
-          <w:sz w:val="24"/>
-          <w:szCs w:val="24"/>
-          <w:lang w:val="en-US" w:eastAsia="en-IN"/>
-          <w14:ligatures w14:val="none"/>
-        </w:rPr>
-        <w:t xml:space="preserve">    return </w:t>
-      </w:r>
-      <w:proofErr w:type="gramStart"/>
-      <w:r>
-        <w:rPr>
-          <w:rFonts w:ascii="Georgia" w:eastAsia="Times New Roman" w:hAnsi="Georgia" w:cs="Times New Roman"/>
-          <w:color w:val="000000" w:themeColor="text1"/>
-          <w:kern w:val="36"/>
-          <w:sz w:val="24"/>
-          <w:szCs w:val="24"/>
-          <w:lang w:val="en-US" w:eastAsia="en-IN"/>
-          <w14:ligatures w14:val="none"/>
-        </w:rPr>
-        <w:t>response.choices</w:t>
-      </w:r>
-      <w:proofErr w:type="gramEnd"/>
-      <w:r>
-        <w:rPr>
-          <w:rFonts w:ascii="Georgia" w:eastAsia="Times New Roman" w:hAnsi="Georgia" w:cs="Times New Roman"/>
-          <w:color w:val="000000" w:themeColor="text1"/>
-          <w:kern w:val="36"/>
-          <w:sz w:val="24"/>
-          <w:szCs w:val="24"/>
-          <w:lang w:val="en-US" w:eastAsia="en-IN"/>
-          <w14:ligatures w14:val="none"/>
-        </w:rPr>
-        <w:t>[0</w:t>
-      </w:r>
-      <w:proofErr w:type="gramStart"/>
-      <w:r>
-        <w:rPr>
-          <w:rFonts w:ascii="Georgia" w:eastAsia="Times New Roman" w:hAnsi="Georgia" w:cs="Times New Roman"/>
-          <w:color w:val="000000" w:themeColor="text1"/>
-          <w:kern w:val="36"/>
-          <w:sz w:val="24"/>
-          <w:szCs w:val="24"/>
-          <w:lang w:val="en-US" w:eastAsia="en-IN"/>
-          <w14:ligatures w14:val="none"/>
-        </w:rPr>
-        <w:t>].message</w:t>
-      </w:r>
-      <w:proofErr w:type="gramEnd"/>
-      <w:r>
-        <w:rPr>
-          <w:rFonts w:ascii="Georgia" w:eastAsia="Times New Roman" w:hAnsi="Georgia" w:cs="Times New Roman"/>
-          <w:color w:val="000000" w:themeColor="text1"/>
-          <w:kern w:val="36"/>
-          <w:sz w:val="24"/>
-          <w:szCs w:val="24"/>
-          <w:lang w:val="en-US" w:eastAsia="en-IN"/>
-          <w14:ligatures w14:val="none"/>
-        </w:rPr>
-        <w:t>.content</w:t>
-      </w:r>
-    </w:p>
-    <w:p>
-      <w:pPr>
-        <w:shd w:val="clear" w:color="auto" w:fill="FFFFFF"/>
-        <w:spacing w:after="0" w:line="480" w:lineRule="auto"/>
-        <w:textAlignment w:val="baseline"/>
-        <w:outlineLvl w:val="0"/>
-        <w:rPr>
-          <w:rFonts w:ascii="Georgia" w:eastAsia="Times New Roman" w:hAnsi="Georgia" w:cs="Times New Roman"/>
-          <w:color w:val="000000" w:themeColor="text1"/>
-          <w:kern w:val="36"/>
-          <w:sz w:val="24"/>
-          <w:szCs w:val="24"/>
-          <w:lang w:val="en-US" w:eastAsia="en-IN"/>
-          <w14:ligatures w14:val="none"/>
-        </w:rPr>
-      </w:pPr>
-    </w:p>
-    <w:p>
-      <w:pPr>
-        <w:shd w:val="clear" w:color="auto" w:fill="FFFFFF"/>
-        <w:spacing w:after="0" w:line="480" w:lineRule="auto"/>
-        <w:textAlignment w:val="baseline"/>
-        <w:outlineLvl w:val="0"/>
-        <w:rPr>
-          <w:rFonts w:ascii="Georgia" w:eastAsia="Times New Roman" w:hAnsi="Georgia" w:cs="Times New Roman"/>
-          <w:b/>
-          <w:bCs/>
-          <w:color w:val="000000" w:themeColor="text1"/>
-          <w:kern w:val="36"/>
-          <w:sz w:val="24"/>
-          <w:szCs w:val="24"/>
-          <w:lang w:val="en-US" w:eastAsia="en-IN"/>
-          <w14:ligatures w14:val="none"/>
-        </w:rPr>
-      </w:pPr>
-      <w:r>
-        <w:rPr>
-          <w:rFonts w:ascii="Georgia" w:eastAsia="Times New Roman" w:hAnsi="Georgia" w:cs="Times New Roman"/>
-          <w:b/>
-          <w:bCs/>
-          <w:color w:val="000000" w:themeColor="text1"/>
-          <w:kern w:val="36"/>
-          <w:sz w:val="24"/>
-          <w:szCs w:val="24"/>
-          <w:lang w:val="en-US" w:eastAsia="en-IN"/>
-          <w14:ligatures w14:val="none"/>
-        </w:rPr>
-        <w:t>Step 10: Test Grammar Correction</w:t>
-      </w:r>
     </w:p>
     <w:p>
       <w:pPr>
@@ -5710,91 +6211,59 @@
           <w:lang w:val="en-US" w:eastAsia="en-IN"/>
           <w14:ligatures w14:val="none"/>
         </w:rPr>
-        <w:t xml:space="preserve">incorrect_text = "Cloud computing </w:t>
-      </w:r>
-      <w:proofErr w:type="gramStart"/>
-      <w:r>
-        <w:rPr>
-          <w:rFonts w:ascii="Georgia" w:eastAsia="Times New Roman" w:hAnsi="Georgia" w:cs="Times New Roman"/>
-          <w:color w:val="000000" w:themeColor="text1"/>
-          <w:kern w:val="36"/>
-          <w:sz w:val="24"/>
-          <w:szCs w:val="24"/>
-          <w:lang w:val="en-US" w:eastAsia="en-IN"/>
-          <w14:ligatures w14:val="none"/>
-        </w:rPr>
-        <w:t>are</w:t>
-      </w:r>
-      <w:proofErr w:type="gramEnd"/>
-      <w:r>
-        <w:rPr>
-          <w:rFonts w:ascii="Georgia" w:eastAsia="Times New Roman" w:hAnsi="Georgia" w:cs="Times New Roman"/>
-          <w:color w:val="000000" w:themeColor="text1"/>
-          <w:kern w:val="36"/>
-          <w:sz w:val="24"/>
-          <w:szCs w:val="24"/>
-          <w:lang w:val="en-US" w:eastAsia="en-IN"/>
-          <w14:ligatures w14:val="none"/>
-        </w:rPr>
-        <w:t xml:space="preserve"> very useful for companys."</w:t>
-      </w:r>
-    </w:p>
-    <w:p>
-      <w:pPr>
-        <w:pBdr>
-          <w:top w:val="single" w:sz="4" w:space="1" w:color="auto"/>
-          <w:left w:val="single" w:sz="4" w:space="4" w:color="auto"/>
-          <w:bottom w:val="single" w:sz="4" w:space="1" w:color="auto"/>
-          <w:right w:val="single" w:sz="4" w:space="4" w:color="auto"/>
-        </w:pBdr>
-        <w:shd w:val="clear" w:color="auto" w:fill="F2F2F2" w:themeFill="background1" w:themeFillShade="F2"/>
-        <w:spacing w:after="0" w:line="480" w:lineRule="auto"/>
-        <w:textAlignment w:val="baseline"/>
-        <w:outlineLvl w:val="0"/>
-        <w:rPr>
-          <w:rFonts w:ascii="Georgia" w:eastAsia="Times New Roman" w:hAnsi="Georgia" w:cs="Times New Roman"/>
-          <w:color w:val="000000" w:themeColor="text1"/>
-          <w:kern w:val="36"/>
-          <w:sz w:val="24"/>
-          <w:szCs w:val="24"/>
-          <w:lang w:val="en-US" w:eastAsia="en-IN"/>
-          <w14:ligatures w14:val="none"/>
-        </w:rPr>
-      </w:pPr>
-    </w:p>
-    <w:p>
-      <w:pPr>
-        <w:pBdr>
-          <w:top w:val="single" w:sz="4" w:space="1" w:color="auto"/>
-          <w:left w:val="single" w:sz="4" w:space="4" w:color="auto"/>
-          <w:bottom w:val="single" w:sz="4" w:space="1" w:color="auto"/>
-          <w:right w:val="single" w:sz="4" w:space="4" w:color="auto"/>
-        </w:pBdr>
-        <w:shd w:val="clear" w:color="auto" w:fill="F2F2F2" w:themeFill="background1" w:themeFillShade="F2"/>
-        <w:spacing w:after="0" w:line="480" w:lineRule="auto"/>
-        <w:textAlignment w:val="baseline"/>
-        <w:outlineLvl w:val="0"/>
-        <w:rPr>
-          <w:rFonts w:ascii="Georgia" w:eastAsia="Times New Roman" w:hAnsi="Georgia" w:cs="Times New Roman"/>
-          <w:color w:val="000000" w:themeColor="text1"/>
-          <w:kern w:val="36"/>
-          <w:sz w:val="24"/>
-          <w:szCs w:val="24"/>
-          <w:lang w:val="en-US" w:eastAsia="en-IN"/>
-          <w14:ligatures w14:val="none"/>
-        </w:rPr>
-      </w:pPr>
-      <w:r>
-        <w:rPr>
-          <w:rFonts w:ascii="Georgia" w:eastAsia="Times New Roman" w:hAnsi="Georgia" w:cs="Times New Roman"/>
-          <w:color w:val="000000" w:themeColor="text1"/>
-          <w:kern w:val="36"/>
-          <w:sz w:val="24"/>
-          <w:szCs w:val="24"/>
-          <w:lang w:val="en-US" w:eastAsia="en-IN"/>
-          <w14:ligatures w14:val="none"/>
-        </w:rPr>
-        <w:t>corrected = grammar_correction(incorrect_text)</w:t>
+        <w:t xml:space="preserve">corrected = </w:t>
+      </w:r>
+      <w:proofErr w:type="spellStart"/>
+      <w:r>
+        <w:rPr>
+          <w:rFonts w:ascii="Georgia" w:eastAsia="Times New Roman" w:hAnsi="Georgia" w:cs="Times New Roman"/>
+          <w:color w:val="000000" w:themeColor="text1"/>
+          <w:kern w:val="36"/>
+          <w:sz w:val="24"/>
+          <w:szCs w:val="24"/>
+          <w:lang w:val="en-US" w:eastAsia="en-IN"/>
+          <w14:ligatures w14:val="none"/>
+        </w:rPr>
+        <w:t>grammar_correction</w:t>
+      </w:r>
+      <w:proofErr w:type="spellEnd"/>
+      <w:r>
+        <w:rPr>
+          <w:rFonts w:ascii="Georgia" w:eastAsia="Times New Roman" w:hAnsi="Georgia" w:cs="Times New Roman"/>
+          <w:color w:val="000000" w:themeColor="text1"/>
+          <w:kern w:val="36"/>
+          <w:sz w:val="24"/>
+          <w:szCs w:val="24"/>
+          <w:lang w:val="en-US" w:eastAsia="en-IN"/>
+          <w14:ligatures w14:val="none"/>
+        </w:rPr>
+        <w:t>(</w:t>
+      </w:r>
+      <w:proofErr w:type="spellStart"/>
+      <w:r>
+        <w:rPr>
+          <w:rFonts w:ascii="Georgia" w:eastAsia="Times New Roman" w:hAnsi="Georgia" w:cs="Times New Roman"/>
+          <w:color w:val="000000" w:themeColor="text1"/>
+          <w:kern w:val="36"/>
+          <w:sz w:val="24"/>
+          <w:szCs w:val="24"/>
+          <w:lang w:val="en-US" w:eastAsia="en-IN"/>
+          <w14:ligatures w14:val="none"/>
+        </w:rPr>
+        <w:t>incorrect_text</w:t>
+      </w:r>
+      <w:proofErr w:type="spellEnd"/>
+      <w:r>
+        <w:rPr>
+          <w:rFonts w:ascii="Georgia" w:eastAsia="Times New Roman" w:hAnsi="Georgia" w:cs="Times New Roman"/>
+          <w:color w:val="000000" w:themeColor="text1"/>
+          <w:kern w:val="36"/>
+          <w:sz w:val="24"/>
+          <w:szCs w:val="24"/>
+          <w:lang w:val="en-US" w:eastAsia="en-IN"/>
+          <w14:ligatures w14:val="none"/>
+        </w:rPr>
+        <w:t>)</w:t>
       </w:r>
     </w:p>
     <w:p>
